--- a/docs/juridico/anexos-contrato-zeladoria.docx
+++ b/docs/juridico/anexos-contrato-zeladoria.docx
@@ -14,7 +14,7 @@
           <w:color w:val="0A0A0A"/>
           <w:sz w:val="30"/>
         </w:rPr>
-        <w:t>ANEXOS — CONTRATO DE PRESTAÇÃO DE SERVIÇOS DE ZELADORIA</w:t>
+        <w:t>ANEXOS — CONTRATO DE PRESTAÇÃO DE SERVIÇOS DE ZELADORIA E HOSPITALIDADE</w:t>
       </w:r>
     </w:p>
     <w:p>
@@ -601,7 +601,555 @@
           <w:color w:val="C9A84C"/>
           <w:sz w:val="25"/>
         </w:rPr>
-        <w:t>I.2. Serviços e frequências mínimas</w:t>
+        <w:t>I.2. Módulos contratados</w:t>
+      </w:r>
+    </w:p>
+    <w:p>
+      <w:pPr>
+        <w:ind w:left="454"/>
+      </w:pPr>
+      <w:r>
+        <w:rPr>
+          <w:b w:val="0"/>
+          <w:i/>
+          <w:sz w:val="19"/>
+        </w:rPr>
+        <w:t>Assinale os módulos efetivamente contratados. Os módulos não assinalados não integram o objeto (Cláusula 1.2).</w:t>
+      </w:r>
+    </w:p>
+    <w:tbl>
+      <w:tblPr>
+        <w:tblStyle w:val="TableGrid"/>
+        <w:tblW w:type="auto" w:w="0"/>
+        <w:jc w:val="center"/>
+        <w:tblLook w:firstColumn="1" w:firstRow="1" w:lastColumn="0" w:lastRow="0" w:noHBand="0" w:noVBand="1" w:val="04A0"/>
+      </w:tblPr>
+      <w:tblGrid>
+        <w:gridCol w:w="2929"/>
+        <w:gridCol w:w="2929"/>
+        <w:gridCol w:w="2929"/>
+      </w:tblGrid>
+      <w:tr>
+        <w:tc>
+          <w:tcPr>
+            <w:tcW w:type="dxa" w:w="2929"/>
+            <w:shd w:val="clear" w:fill="1C1C1C"/>
+          </w:tcPr>
+          <w:p>
+            <w:pPr>
+              <w:spacing w:after="40"/>
+              <w:jc w:val="left"/>
+            </w:pPr>
+            <w:r>
+              <w:rPr>
+                <w:color w:val="FFFFFF"/>
+                <w:sz w:val="18"/>
+              </w:rPr>
+            </w:r>
+            <w:r>
+              <w:rPr>
+                <w:b/>
+                <w:color w:val="FFFFFF"/>
+                <w:sz w:val="18"/>
+              </w:rPr>
+              <w:t>Módulo</w:t>
+            </w:r>
+          </w:p>
+        </w:tc>
+        <w:tc>
+          <w:tcPr>
+            <w:tcW w:type="dxa" w:w="2929"/>
+            <w:shd w:val="clear" w:fill="1C1C1C"/>
+          </w:tcPr>
+          <w:p>
+            <w:pPr>
+              <w:spacing w:after="40"/>
+              <w:jc w:val="left"/>
+            </w:pPr>
+            <w:r>
+              <w:rPr>
+                <w:color w:val="FFFFFF"/>
+                <w:sz w:val="18"/>
+              </w:rPr>
+            </w:r>
+            <w:r>
+              <w:rPr>
+                <w:b/>
+                <w:color w:val="FFFFFF"/>
+                <w:sz w:val="18"/>
+              </w:rPr>
+              <w:t>Escopo</w:t>
+            </w:r>
+          </w:p>
+        </w:tc>
+        <w:tc>
+          <w:tcPr>
+            <w:tcW w:type="dxa" w:w="2929"/>
+            <w:shd w:val="clear" w:fill="1C1C1C"/>
+          </w:tcPr>
+          <w:p>
+            <w:pPr>
+              <w:spacing w:after="40"/>
+              <w:jc w:val="left"/>
+            </w:pPr>
+            <w:r>
+              <w:rPr>
+                <w:color w:val="FFFFFF"/>
+                <w:sz w:val="18"/>
+              </w:rPr>
+            </w:r>
+            <w:r>
+              <w:rPr>
+                <w:b/>
+                <w:color w:val="FFFFFF"/>
+                <w:sz w:val="18"/>
+              </w:rPr>
+              <w:t>Contratado</w:t>
+            </w:r>
+          </w:p>
+        </w:tc>
+      </w:tr>
+      <w:tr>
+        <w:tc>
+          <w:tcPr>
+            <w:tcW w:type="dxa" w:w="2929"/>
+          </w:tcPr>
+          <w:p>
+            <w:pPr>
+              <w:spacing w:after="40"/>
+              <w:jc w:val="left"/>
+            </w:pPr>
+            <w:r>
+              <w:rPr>
+                <w:sz w:val="18"/>
+              </w:rPr>
+            </w:r>
+            <w:r>
+              <w:rPr>
+                <w:b/>
+                <w:sz w:val="18"/>
+              </w:rPr>
+              <w:t>A</w:t>
+            </w:r>
+          </w:p>
+        </w:tc>
+        <w:tc>
+          <w:tcPr>
+            <w:tcW w:type="dxa" w:w="2929"/>
+          </w:tcPr>
+          <w:p>
+            <w:pPr>
+              <w:spacing w:after="40"/>
+              <w:jc w:val="left"/>
+            </w:pPr>
+            <w:r>
+              <w:rPr>
+                <w:sz w:val="18"/>
+              </w:rPr>
+            </w:r>
+            <w:r>
+              <w:rPr>
+                <w:b w:val="0"/>
+                <w:sz w:val="18"/>
+              </w:rPr>
+              <w:t>Conservação, limpeza e higienização</w:t>
+            </w:r>
+          </w:p>
+        </w:tc>
+        <w:tc>
+          <w:tcPr>
+            <w:tcW w:type="dxa" w:w="2929"/>
+          </w:tcPr>
+          <w:p>
+            <w:pPr>
+              <w:spacing w:after="40"/>
+              <w:jc w:val="left"/>
+            </w:pPr>
+            <w:r>
+              <w:rPr>
+                <w:sz w:val="18"/>
+              </w:rPr>
+            </w:r>
+            <w:r>
+              <w:rPr>
+                <w:b w:val="0"/>
+                <w:sz w:val="18"/>
+              </w:rPr>
+              <w:t>( ) Sim ( ) Não</w:t>
+            </w:r>
+          </w:p>
+        </w:tc>
+      </w:tr>
+      <w:tr>
+        <w:tc>
+          <w:tcPr>
+            <w:tcW w:type="dxa" w:w="2929"/>
+          </w:tcPr>
+          <w:p>
+            <w:pPr>
+              <w:spacing w:after="40"/>
+              <w:jc w:val="left"/>
+            </w:pPr>
+            <w:r>
+              <w:rPr>
+                <w:sz w:val="18"/>
+              </w:rPr>
+            </w:r>
+            <w:r>
+              <w:rPr>
+                <w:b/>
+                <w:sz w:val="18"/>
+              </w:rPr>
+              <w:t>B</w:t>
+            </w:r>
+          </w:p>
+        </w:tc>
+        <w:tc>
+          <w:tcPr>
+            <w:tcW w:type="dxa" w:w="2929"/>
+          </w:tcPr>
+          <w:p>
+            <w:pPr>
+              <w:spacing w:after="40"/>
+              <w:jc w:val="left"/>
+            </w:pPr>
+            <w:r>
+              <w:rPr>
+                <w:sz w:val="18"/>
+              </w:rPr>
+            </w:r>
+            <w:r>
+              <w:rPr>
+                <w:b w:val="0"/>
+                <w:sz w:val="18"/>
+              </w:rPr>
+              <w:t>Paisagismo e áreas externas</w:t>
+            </w:r>
+          </w:p>
+        </w:tc>
+        <w:tc>
+          <w:tcPr>
+            <w:tcW w:type="dxa" w:w="2929"/>
+          </w:tcPr>
+          <w:p>
+            <w:pPr>
+              <w:spacing w:after="40"/>
+              <w:jc w:val="left"/>
+            </w:pPr>
+            <w:r>
+              <w:rPr>
+                <w:sz w:val="18"/>
+              </w:rPr>
+            </w:r>
+            <w:r>
+              <w:rPr>
+                <w:b w:val="0"/>
+                <w:sz w:val="18"/>
+              </w:rPr>
+              <w:t>( ) Sim ( ) Não</w:t>
+            </w:r>
+          </w:p>
+        </w:tc>
+      </w:tr>
+      <w:tr>
+        <w:tc>
+          <w:tcPr>
+            <w:tcW w:type="dxa" w:w="2929"/>
+          </w:tcPr>
+          <w:p>
+            <w:pPr>
+              <w:spacing w:after="40"/>
+              <w:jc w:val="left"/>
+            </w:pPr>
+            <w:r>
+              <w:rPr>
+                <w:sz w:val="18"/>
+              </w:rPr>
+            </w:r>
+            <w:r>
+              <w:rPr>
+                <w:b/>
+                <w:sz w:val="18"/>
+              </w:rPr>
+              <w:t>C</w:t>
+            </w:r>
+          </w:p>
+        </w:tc>
+        <w:tc>
+          <w:tcPr>
+            <w:tcW w:type="dxa" w:w="2929"/>
+          </w:tcPr>
+          <w:p>
+            <w:pPr>
+              <w:spacing w:after="40"/>
+              <w:jc w:val="left"/>
+            </w:pPr>
+            <w:r>
+              <w:rPr>
+                <w:sz w:val="18"/>
+              </w:rPr>
+            </w:r>
+            <w:r>
+              <w:rPr>
+                <w:b w:val="0"/>
+                <w:sz w:val="18"/>
+              </w:rPr>
+              <w:t>Hospitalidade e atendimento ao hóspede</w:t>
+            </w:r>
+          </w:p>
+        </w:tc>
+        <w:tc>
+          <w:tcPr>
+            <w:tcW w:type="dxa" w:w="2929"/>
+          </w:tcPr>
+          <w:p>
+            <w:pPr>
+              <w:spacing w:after="40"/>
+              <w:jc w:val="left"/>
+            </w:pPr>
+            <w:r>
+              <w:rPr>
+                <w:sz w:val="18"/>
+              </w:rPr>
+            </w:r>
+            <w:r>
+              <w:rPr>
+                <w:b w:val="0"/>
+                <w:sz w:val="18"/>
+              </w:rPr>
+              <w:t>( ) Sim ( ) Não</w:t>
+            </w:r>
+          </w:p>
+        </w:tc>
+      </w:tr>
+      <w:tr>
+        <w:tc>
+          <w:tcPr>
+            <w:tcW w:type="dxa" w:w="2929"/>
+          </w:tcPr>
+          <w:p>
+            <w:pPr>
+              <w:spacing w:after="40"/>
+              <w:jc w:val="left"/>
+            </w:pPr>
+            <w:r>
+              <w:rPr>
+                <w:sz w:val="18"/>
+              </w:rPr>
+            </w:r>
+            <w:r>
+              <w:rPr>
+                <w:b/>
+                <w:sz w:val="18"/>
+              </w:rPr>
+              <w:t>D</w:t>
+            </w:r>
+          </w:p>
+        </w:tc>
+        <w:tc>
+          <w:tcPr>
+            <w:tcW w:type="dxa" w:w="2929"/>
+          </w:tcPr>
+          <w:p>
+            <w:pPr>
+              <w:spacing w:after="40"/>
+              <w:jc w:val="left"/>
+            </w:pPr>
+            <w:r>
+              <w:rPr>
+                <w:sz w:val="18"/>
+              </w:rPr>
+            </w:r>
+            <w:r>
+              <w:rPr>
+                <w:b w:val="0"/>
+                <w:sz w:val="18"/>
+              </w:rPr>
+              <w:t>Manutenção preventiva e pequenos reparos</w:t>
+            </w:r>
+          </w:p>
+        </w:tc>
+        <w:tc>
+          <w:tcPr>
+            <w:tcW w:type="dxa" w:w="2929"/>
+          </w:tcPr>
+          <w:p>
+            <w:pPr>
+              <w:spacing w:after="40"/>
+              <w:jc w:val="left"/>
+            </w:pPr>
+            <w:r>
+              <w:rPr>
+                <w:sz w:val="18"/>
+              </w:rPr>
+            </w:r>
+            <w:r>
+              <w:rPr>
+                <w:b w:val="0"/>
+                <w:sz w:val="18"/>
+              </w:rPr>
+              <w:t>( ) Sim ( ) Não</w:t>
+            </w:r>
+          </w:p>
+        </w:tc>
+      </w:tr>
+      <w:tr>
+        <w:tc>
+          <w:tcPr>
+            <w:tcW w:type="dxa" w:w="2929"/>
+          </w:tcPr>
+          <w:p>
+            <w:pPr>
+              <w:spacing w:after="40"/>
+              <w:jc w:val="left"/>
+            </w:pPr>
+            <w:r>
+              <w:rPr>
+                <w:sz w:val="18"/>
+              </w:rPr>
+            </w:r>
+            <w:r>
+              <w:rPr>
+                <w:b/>
+                <w:sz w:val="18"/>
+              </w:rPr>
+              <w:t>E</w:t>
+            </w:r>
+          </w:p>
+        </w:tc>
+        <w:tc>
+          <w:tcPr>
+            <w:tcW w:type="dxa" w:w="2929"/>
+          </w:tcPr>
+          <w:p>
+            <w:pPr>
+              <w:spacing w:after="40"/>
+              <w:jc w:val="left"/>
+            </w:pPr>
+            <w:r>
+              <w:rPr>
+                <w:sz w:val="18"/>
+              </w:rPr>
+            </w:r>
+            <w:r>
+              <w:rPr>
+                <w:b w:val="0"/>
+                <w:sz w:val="18"/>
+              </w:rPr>
+              <w:t>Zeladoria, ronda de conservação e guarda de chaves</w:t>
+            </w:r>
+          </w:p>
+        </w:tc>
+        <w:tc>
+          <w:tcPr>
+            <w:tcW w:type="dxa" w:w="2929"/>
+          </w:tcPr>
+          <w:p>
+            <w:pPr>
+              <w:spacing w:after="40"/>
+              <w:jc w:val="left"/>
+            </w:pPr>
+            <w:r>
+              <w:rPr>
+                <w:sz w:val="18"/>
+              </w:rPr>
+            </w:r>
+            <w:r>
+              <w:rPr>
+                <w:b w:val="0"/>
+                <w:sz w:val="18"/>
+              </w:rPr>
+              <w:t>( ) Sim ( ) Não</w:t>
+            </w:r>
+          </w:p>
+        </w:tc>
+      </w:tr>
+      <w:tr>
+        <w:tc>
+          <w:tcPr>
+            <w:tcW w:type="dxa" w:w="2929"/>
+          </w:tcPr>
+          <w:p>
+            <w:pPr>
+              <w:spacing w:after="40"/>
+              <w:jc w:val="left"/>
+            </w:pPr>
+            <w:r>
+              <w:rPr>
+                <w:sz w:val="18"/>
+              </w:rPr>
+            </w:r>
+            <w:r>
+              <w:rPr>
+                <w:b/>
+                <w:sz w:val="18"/>
+              </w:rPr>
+              <w:t>F</w:t>
+            </w:r>
+          </w:p>
+        </w:tc>
+        <w:tc>
+          <w:tcPr>
+            <w:tcW w:type="dxa" w:w="2929"/>
+          </w:tcPr>
+          <w:p>
+            <w:pPr>
+              <w:spacing w:after="40"/>
+              <w:jc w:val="left"/>
+            </w:pPr>
+            <w:r>
+              <w:rPr>
+                <w:sz w:val="18"/>
+              </w:rPr>
+            </w:r>
+            <w:r>
+              <w:rPr>
+                <w:b w:val="0"/>
+                <w:sz w:val="18"/>
+              </w:rPr>
+              <w:t>Apoio administrativo e recebimento de valores</w:t>
+            </w:r>
+          </w:p>
+        </w:tc>
+        <w:tc>
+          <w:tcPr>
+            <w:tcW w:type="dxa" w:w="2929"/>
+          </w:tcPr>
+          <w:p>
+            <w:pPr>
+              <w:spacing w:after="40"/>
+              <w:jc w:val="left"/>
+            </w:pPr>
+            <w:r>
+              <w:rPr>
+                <w:sz w:val="18"/>
+              </w:rPr>
+            </w:r>
+            <w:r>
+              <w:rPr>
+                <w:b w:val="0"/>
+                <w:sz w:val="18"/>
+              </w:rPr>
+              <w:t>( ) Sim ( ) Não</w:t>
+            </w:r>
+          </w:p>
+        </w:tc>
+      </w:tr>
+    </w:tbl>
+    <w:p/>
+    <w:p>
+      <w:pPr>
+        <w:keepNext/>
+        <w:spacing w:before="360" w:after="160"/>
+        <w:jc w:val="left"/>
+      </w:pPr>
+      <w:r>
+        <w:rPr>
+          <w:b/>
+          <w:color w:val="C9A84C"/>
+          <w:sz w:val="25"/>
+        </w:rPr>
+        <w:t>I.3. Módulo A — Conservação, limpeza e higienização</w:t>
       </w:r>
     </w:p>
     <w:tbl>
@@ -743,7 +1291,7 @@
                 <w:b w:val="0"/>
                 <w:sz w:val="18"/>
               </w:rPr>
-              <w:t>1</w:t>
+              <w:t>A1</w:t>
             </w:r>
           </w:p>
         </w:tc>
@@ -837,7 +1385,7 @@
                 <w:b w:val="0"/>
                 <w:sz w:val="18"/>
               </w:rPr>
-              <w:t>2</w:t>
+              <w:t>A2</w:t>
             </w:r>
           </w:p>
         </w:tc>
@@ -931,7 +1479,7 @@
                 <w:b w:val="0"/>
                 <w:sz w:val="18"/>
               </w:rPr>
-              <w:t>3</w:t>
+              <w:t>A3</w:t>
             </w:r>
           </w:p>
         </w:tc>
@@ -1025,7 +1573,7 @@
                 <w:b w:val="0"/>
                 <w:sz w:val="18"/>
               </w:rPr>
-              <w:t>4</w:t>
+              <w:t>A4</w:t>
             </w:r>
           </w:p>
         </w:tc>
@@ -1119,7 +1667,7 @@
                 <w:b w:val="0"/>
                 <w:sz w:val="18"/>
               </w:rPr>
-              <w:t>5</w:t>
+              <w:t>A5</w:t>
             </w:r>
           </w:p>
         </w:tc>
@@ -1142,7 +1690,7 @@
                 <w:b w:val="0"/>
                 <w:sz w:val="18"/>
               </w:rPr>
-              <w:t>Limpeza de áreas comuns externas e decks</w:t>
+              <w:t>Higienização de áreas molhadas</w:t>
             </w:r>
           </w:p>
         </w:tc>
@@ -1188,7 +1736,7 @@
                 <w:b w:val="0"/>
                 <w:sz w:val="18"/>
               </w:rPr>
-              <w:t>Livre de folhas, resíduos e sujidade</w:t>
+              <w:t>Conforme protocolo sanitário</w:t>
             </w:r>
           </w:p>
         </w:tc>
@@ -1213,7 +1761,7 @@
                 <w:b w:val="0"/>
                 <w:sz w:val="18"/>
               </w:rPr>
-              <w:t>6</w:t>
+              <w:t>A6</w:t>
             </w:r>
           </w:p>
         </w:tc>
@@ -1236,7 +1784,7 @@
                 <w:b w:val="0"/>
                 <w:sz w:val="18"/>
               </w:rPr>
-              <w:t>Higienização de áreas molhadas</w:t>
+              <w:t>Coleta, segregação e destinação de resíduos</w:t>
             </w:r>
           </w:p>
         </w:tc>
@@ -1282,7 +1830,7 @@
                 <w:b w:val="0"/>
                 <w:sz w:val="18"/>
               </w:rPr>
-              <w:t>Conforme protocolo sanitário</w:t>
+              <w:t>Conforme coleta municipal e política ESG</w:t>
             </w:r>
           </w:p>
         </w:tc>
@@ -1307,7 +1855,7 @@
                 <w:b w:val="0"/>
                 <w:sz w:val="18"/>
               </w:rPr>
-              <w:t>7</w:t>
+              <w:t>A7</w:t>
             </w:r>
           </w:p>
         </w:tc>
@@ -1330,7 +1878,7 @@
                 <w:b w:val="0"/>
                 <w:sz w:val="18"/>
               </w:rPr>
-              <w:t>Coleta, segregação e destinação de resíduos</w:t>
+              <w:t>Lavagem de vidros e esquadrias</w:t>
             </w:r>
           </w:p>
         </w:tc>
@@ -1353,7 +1901,7 @@
                 <w:b w:val="0"/>
                 <w:sz w:val="18"/>
               </w:rPr>
-              <w:t>Diária</w:t>
+              <w:t>Quinzenal</w:t>
             </w:r>
           </w:p>
         </w:tc>
@@ -1376,7 +1924,7 @@
                 <w:b w:val="0"/>
                 <w:sz w:val="18"/>
               </w:rPr>
-              <w:t>Conforme coleta municipal e política ESG</w:t>
+              <w:t>Sem marcas ou manchas</w:t>
             </w:r>
           </w:p>
         </w:tc>
@@ -1401,7 +1949,7 @@
                 <w:b w:val="0"/>
                 <w:sz w:val="18"/>
               </w:rPr>
-              <w:t>8</w:t>
+              <w:t>A8</w:t>
             </w:r>
           </w:p>
         </w:tc>
@@ -1424,7 +1972,7 @@
                 <w:b w:val="0"/>
                 <w:sz w:val="18"/>
               </w:rPr>
-              <w:t>Jardinagem, poda e irrigação</w:t>
+              <w:t>Limpeza profunda (colchões, estofados, luminárias)</w:t>
             </w:r>
           </w:p>
         </w:tc>
@@ -1447,7 +1995,7 @@
                 <w:b w:val="0"/>
                 <w:sz w:val="18"/>
               </w:rPr>
-              <w:t>Semanal</w:t>
+              <w:t>Mensal</w:t>
             </w:r>
           </w:p>
         </w:tc>
@@ -1470,7 +2018,7 @@
                 <w:b w:val="0"/>
                 <w:sz w:val="18"/>
               </w:rPr>
-              <w:t>Gramado aparado, canteiros limpos</w:t>
+              <w:t>Registro fotográfico</w:t>
             </w:r>
           </w:p>
         </w:tc>
@@ -1495,7 +2043,7 @@
                 <w:b w:val="0"/>
                 <w:sz w:val="18"/>
               </w:rPr>
-              <w:t>9</w:t>
+              <w:t>A9</w:t>
             </w:r>
           </w:p>
         </w:tc>
@@ -1518,7 +2066,7 @@
                 <w:b w:val="0"/>
                 <w:sz w:val="18"/>
               </w:rPr>
-              <w:t>Lavagem de vidros e esquadrias</w:t>
+              <w:t>Controle de estoque de enxoval e amenities</w:t>
             </w:r>
           </w:p>
         </w:tc>
@@ -1541,7 +2089,7 @@
                 <w:b w:val="0"/>
                 <w:sz w:val="18"/>
               </w:rPr>
-              <w:t>Quinzenal</w:t>
+              <w:t>Semanal</w:t>
             </w:r>
           </w:p>
         </w:tc>
@@ -1564,477 +2112,7 @@
                 <w:b w:val="0"/>
                 <w:sz w:val="18"/>
               </w:rPr>
-              <w:t>Sem marcas ou manchas</w:t>
-            </w:r>
-          </w:p>
-        </w:tc>
-      </w:tr>
-      <w:tr>
-        <w:tc>
-          <w:tcPr>
-            <w:tcW w:type="dxa" w:w="2197"/>
-          </w:tcPr>
-          <w:p>
-            <w:pPr>
-              <w:spacing w:after="40"/>
-              <w:jc w:val="left"/>
-            </w:pPr>
-            <w:r>
-              <w:rPr>
-                <w:sz w:val="18"/>
-              </w:rPr>
-            </w:r>
-            <w:r>
-              <w:rPr>
-                <w:b w:val="0"/>
-                <w:sz w:val="18"/>
-              </w:rPr>
-              <w:t>10</w:t>
-            </w:r>
-          </w:p>
-        </w:tc>
-        <w:tc>
-          <w:tcPr>
-            <w:tcW w:type="dxa" w:w="2197"/>
-          </w:tcPr>
-          <w:p>
-            <w:pPr>
-              <w:spacing w:after="40"/>
-              <w:jc w:val="left"/>
-            </w:pPr>
-            <w:r>
-              <w:rPr>
-                <w:sz w:val="18"/>
-              </w:rPr>
-            </w:r>
-            <w:r>
-              <w:rPr>
-                <w:b w:val="0"/>
-                <w:sz w:val="18"/>
-              </w:rPr>
-              <w:t>Limpeza profunda (colchões, estofados, luminárias)</w:t>
-            </w:r>
-          </w:p>
-        </w:tc>
-        <w:tc>
-          <w:tcPr>
-            <w:tcW w:type="dxa" w:w="2197"/>
-          </w:tcPr>
-          <w:p>
-            <w:pPr>
-              <w:spacing w:after="40"/>
-              <w:jc w:val="left"/>
-            </w:pPr>
-            <w:r>
-              <w:rPr>
-                <w:sz w:val="18"/>
-              </w:rPr>
-            </w:r>
-            <w:r>
-              <w:rPr>
-                <w:b w:val="0"/>
-                <w:sz w:val="18"/>
-              </w:rPr>
-              <w:t>Mensal</w:t>
-            </w:r>
-          </w:p>
-        </w:tc>
-        <w:tc>
-          <w:tcPr>
-            <w:tcW w:type="dxa" w:w="2197"/>
-          </w:tcPr>
-          <w:p>
-            <w:pPr>
-              <w:spacing w:after="40"/>
-              <w:jc w:val="left"/>
-            </w:pPr>
-            <w:r>
-              <w:rPr>
-                <w:sz w:val="18"/>
-              </w:rPr>
-            </w:r>
-            <w:r>
-              <w:rPr>
-                <w:b w:val="0"/>
-                <w:sz w:val="18"/>
-              </w:rPr>
-              <w:t>Registro fotográfico</w:t>
-            </w:r>
-          </w:p>
-        </w:tc>
-      </w:tr>
-      <w:tr>
-        <w:tc>
-          <w:tcPr>
-            <w:tcW w:type="dxa" w:w="2197"/>
-          </w:tcPr>
-          <w:p>
-            <w:pPr>
-              <w:spacing w:after="40"/>
-              <w:jc w:val="left"/>
-            </w:pPr>
-            <w:r>
-              <w:rPr>
-                <w:sz w:val="18"/>
-              </w:rPr>
-            </w:r>
-            <w:r>
-              <w:rPr>
-                <w:b w:val="0"/>
-                <w:sz w:val="18"/>
-              </w:rPr>
-              <w:t>11</w:t>
-            </w:r>
-          </w:p>
-        </w:tc>
-        <w:tc>
-          <w:tcPr>
-            <w:tcW w:type="dxa" w:w="2197"/>
-          </w:tcPr>
-          <w:p>
-            <w:pPr>
-              <w:spacing w:after="40"/>
-              <w:jc w:val="left"/>
-            </w:pPr>
-            <w:r>
-              <w:rPr>
-                <w:sz w:val="18"/>
-              </w:rPr>
-            </w:r>
-            <w:r>
-              <w:rPr>
-                <w:b w:val="0"/>
-                <w:sz w:val="18"/>
-              </w:rPr>
-              <w:t>Pequenos reparos (lâmpadas, sifões, vedações, chuveiros)</w:t>
-            </w:r>
-          </w:p>
-        </w:tc>
-        <w:tc>
-          <w:tcPr>
-            <w:tcW w:type="dxa" w:w="2197"/>
-          </w:tcPr>
-          <w:p>
-            <w:pPr>
-              <w:spacing w:after="40"/>
-              <w:jc w:val="left"/>
-            </w:pPr>
-            <w:r>
-              <w:rPr>
-                <w:sz w:val="18"/>
-              </w:rPr>
-            </w:r>
-            <w:r>
-              <w:rPr>
-                <w:b w:val="0"/>
-                <w:sz w:val="18"/>
-              </w:rPr>
-              <w:t>Sob demanda, em até 24h</w:t>
-            </w:r>
-          </w:p>
-        </w:tc>
-        <w:tc>
-          <w:tcPr>
-            <w:tcW w:type="dxa" w:w="2197"/>
-          </w:tcPr>
-          <w:p>
-            <w:pPr>
-              <w:spacing w:after="40"/>
-              <w:jc w:val="left"/>
-            </w:pPr>
-            <w:r>
-              <w:rPr>
-                <w:sz w:val="18"/>
-              </w:rPr>
-            </w:r>
-            <w:r>
-              <w:rPr>
-                <w:b w:val="0"/>
-                <w:sz w:val="18"/>
-              </w:rPr>
-              <w:t>Registro em relatório</w:t>
-            </w:r>
-          </w:p>
-        </w:tc>
-      </w:tr>
-      <w:tr>
-        <w:tc>
-          <w:tcPr>
-            <w:tcW w:type="dxa" w:w="2197"/>
-          </w:tcPr>
-          <w:p>
-            <w:pPr>
-              <w:spacing w:after="40"/>
-              <w:jc w:val="left"/>
-            </w:pPr>
-            <w:r>
-              <w:rPr>
-                <w:sz w:val="18"/>
-              </w:rPr>
-            </w:r>
-            <w:r>
-              <w:rPr>
-                <w:b w:val="0"/>
-                <w:sz w:val="18"/>
-              </w:rPr>
-              <w:t>12</w:t>
-            </w:r>
-          </w:p>
-        </w:tc>
-        <w:tc>
-          <w:tcPr>
-            <w:tcW w:type="dxa" w:w="2197"/>
-          </w:tcPr>
-          <w:p>
-            <w:pPr>
-              <w:spacing w:after="40"/>
-              <w:jc w:val="left"/>
-            </w:pPr>
-            <w:r>
-              <w:rPr>
-                <w:sz w:val="18"/>
-              </w:rPr>
-            </w:r>
-            <w:r>
-              <w:rPr>
-                <w:b w:val="0"/>
-                <w:sz w:val="18"/>
-              </w:rPr>
-              <w:t>Ronda de conservação e reporte de avarias</w:t>
-            </w:r>
-          </w:p>
-        </w:tc>
-        <w:tc>
-          <w:tcPr>
-            <w:tcW w:type="dxa" w:w="2197"/>
-          </w:tcPr>
-          <w:p>
-            <w:pPr>
-              <w:spacing w:after="40"/>
-              <w:jc w:val="left"/>
-            </w:pPr>
-            <w:r>
-              <w:rPr>
-                <w:sz w:val="18"/>
-              </w:rPr>
-            </w:r>
-            <w:r>
-              <w:rPr>
-                <w:b w:val="0"/>
-                <w:sz w:val="18"/>
-              </w:rPr>
-              <w:t>Diária</w:t>
-            </w:r>
-          </w:p>
-        </w:tc>
-        <w:tc>
-          <w:tcPr>
-            <w:tcW w:type="dxa" w:w="2197"/>
-          </w:tcPr>
-          <w:p>
-            <w:pPr>
-              <w:spacing w:after="40"/>
-              <w:jc w:val="left"/>
-            </w:pPr>
-            <w:r>
-              <w:rPr>
-                <w:sz w:val="18"/>
-              </w:rPr>
-            </w:r>
-            <w:r>
-              <w:rPr>
-                <w:b w:val="0"/>
-                <w:sz w:val="18"/>
-              </w:rPr>
-              <w:t>Comunicação escrita ao gestor</w:t>
-            </w:r>
-          </w:p>
-        </w:tc>
-      </w:tr>
-      <w:tr>
-        <w:tc>
-          <w:tcPr>
-            <w:tcW w:type="dxa" w:w="2197"/>
-          </w:tcPr>
-          <w:p>
-            <w:pPr>
-              <w:spacing w:after="40"/>
-              <w:jc w:val="left"/>
-            </w:pPr>
-            <w:r>
-              <w:rPr>
-                <w:sz w:val="18"/>
-              </w:rPr>
-            </w:r>
-            <w:r>
-              <w:rPr>
-                <w:b w:val="0"/>
-                <w:sz w:val="18"/>
-              </w:rPr>
-              <w:t>13</w:t>
-            </w:r>
-          </w:p>
-        </w:tc>
-        <w:tc>
-          <w:tcPr>
-            <w:tcW w:type="dxa" w:w="2197"/>
-          </w:tcPr>
-          <w:p>
-            <w:pPr>
-              <w:spacing w:after="40"/>
-              <w:jc w:val="left"/>
-            </w:pPr>
-            <w:r>
-              <w:rPr>
-                <w:sz w:val="18"/>
-              </w:rPr>
-            </w:r>
-            <w:r>
-              <w:rPr>
-                <w:b w:val="0"/>
-                <w:sz w:val="18"/>
-              </w:rPr>
-              <w:t>Controle de estoque de enxoval e amenities</w:t>
-            </w:r>
-          </w:p>
-        </w:tc>
-        <w:tc>
-          <w:tcPr>
-            <w:tcW w:type="dxa" w:w="2197"/>
-          </w:tcPr>
-          <w:p>
-            <w:pPr>
-              <w:spacing w:after="40"/>
-              <w:jc w:val="left"/>
-            </w:pPr>
-            <w:r>
-              <w:rPr>
-                <w:sz w:val="18"/>
-              </w:rPr>
-            </w:r>
-            <w:r>
-              <w:rPr>
-                <w:b w:val="0"/>
-                <w:sz w:val="18"/>
-              </w:rPr>
-              <w:t>Semanal</w:t>
-            </w:r>
-          </w:p>
-        </w:tc>
-        <w:tc>
-          <w:tcPr>
-            <w:tcW w:type="dxa" w:w="2197"/>
-          </w:tcPr>
-          <w:p>
-            <w:pPr>
-              <w:spacing w:after="40"/>
-              <w:jc w:val="left"/>
-            </w:pPr>
-            <w:r>
-              <w:rPr>
-                <w:sz w:val="18"/>
-              </w:rPr>
-            </w:r>
-            <w:r>
-              <w:rPr>
-                <w:b w:val="0"/>
-                <w:sz w:val="18"/>
-              </w:rPr>
               <w:t>Planilha atualizada</w:t>
-            </w:r>
-          </w:p>
-        </w:tc>
-      </w:tr>
-      <w:tr>
-        <w:tc>
-          <w:tcPr>
-            <w:tcW w:type="dxa" w:w="2197"/>
-          </w:tcPr>
-          <w:p>
-            <w:pPr>
-              <w:spacing w:after="40"/>
-              <w:jc w:val="left"/>
-            </w:pPr>
-            <w:r>
-              <w:rPr>
-                <w:sz w:val="18"/>
-              </w:rPr>
-            </w:r>
-            <w:r>
-              <w:rPr>
-                <w:b w:val="0"/>
-                <w:sz w:val="18"/>
-              </w:rPr>
-              <w:t>14</w:t>
-            </w:r>
-          </w:p>
-        </w:tc>
-        <w:tc>
-          <w:tcPr>
-            <w:tcW w:type="dxa" w:w="2197"/>
-          </w:tcPr>
-          <w:p>
-            <w:pPr>
-              <w:spacing w:after="40"/>
-              <w:jc w:val="left"/>
-            </w:pPr>
-            <w:r>
-              <w:rPr>
-                <w:sz w:val="18"/>
-              </w:rPr>
-            </w:r>
-            <w:r>
-              <w:rPr>
-                <w:b w:val="0"/>
-                <w:sz w:val="18"/>
-              </w:rPr>
-              <w:t>Preparação de unidades para chegada (mise en place)</w:t>
-            </w:r>
-          </w:p>
-        </w:tc>
-        <w:tc>
-          <w:tcPr>
-            <w:tcW w:type="dxa" w:w="2197"/>
-          </w:tcPr>
-          <w:p>
-            <w:pPr>
-              <w:spacing w:after="40"/>
-              <w:jc w:val="left"/>
-            </w:pPr>
-            <w:r>
-              <w:rPr>
-                <w:sz w:val="18"/>
-              </w:rPr>
-            </w:r>
-            <w:r>
-              <w:rPr>
-                <w:b w:val="0"/>
-                <w:sz w:val="18"/>
-              </w:rPr>
-              <w:t>A cada reserva</w:t>
-            </w:r>
-          </w:p>
-        </w:tc>
-        <w:tc>
-          <w:tcPr>
-            <w:tcW w:type="dxa" w:w="2197"/>
-          </w:tcPr>
-          <w:p>
-            <w:pPr>
-              <w:spacing w:after="40"/>
-              <w:jc w:val="left"/>
-            </w:pPr>
-            <w:r>
-              <w:rPr>
-                <w:sz w:val="18"/>
-              </w:rPr>
-            </w:r>
-            <w:r>
-              <w:rPr>
-                <w:b w:val="0"/>
-                <w:sz w:val="18"/>
-              </w:rPr>
-              <w:t>Conforme padrão da bandeira</w:t>
             </w:r>
           </w:p>
         </w:tc>
@@ -2053,7 +2131,3039 @@
           <w:color w:val="C9A84C"/>
           <w:sz w:val="25"/>
         </w:rPr>
-        <w:t>I.3. Janelas operacionais</w:t>
+        <w:t>I.4. Módulo B — Paisagismo e áreas externas</w:t>
+      </w:r>
+    </w:p>
+    <w:tbl>
+      <w:tblPr>
+        <w:tblStyle w:val="TableGrid"/>
+        <w:tblW w:type="auto" w:w="0"/>
+        <w:jc w:val="center"/>
+        <w:tblLook w:firstColumn="1" w:firstRow="1" w:lastColumn="0" w:lastRow="0" w:noHBand="0" w:noVBand="1" w:val="04A0"/>
+      </w:tblPr>
+      <w:tblGrid>
+        <w:gridCol w:w="2197"/>
+        <w:gridCol w:w="2197"/>
+        <w:gridCol w:w="2197"/>
+        <w:gridCol w:w="2197"/>
+      </w:tblGrid>
+      <w:tr>
+        <w:tc>
+          <w:tcPr>
+            <w:tcW w:type="dxa" w:w="2197"/>
+            <w:shd w:val="clear" w:fill="1C1C1C"/>
+          </w:tcPr>
+          <w:p>
+            <w:pPr>
+              <w:spacing w:after="40"/>
+              <w:jc w:val="left"/>
+            </w:pPr>
+            <w:r>
+              <w:rPr>
+                <w:color w:val="FFFFFF"/>
+                <w:sz w:val="18"/>
+              </w:rPr>
+            </w:r>
+            <w:r>
+              <w:rPr>
+                <w:b/>
+                <w:color w:val="FFFFFF"/>
+                <w:sz w:val="18"/>
+              </w:rPr>
+              <w:t>#</w:t>
+            </w:r>
+          </w:p>
+        </w:tc>
+        <w:tc>
+          <w:tcPr>
+            <w:tcW w:type="dxa" w:w="2197"/>
+            <w:shd w:val="clear" w:fill="1C1C1C"/>
+          </w:tcPr>
+          <w:p>
+            <w:pPr>
+              <w:spacing w:after="40"/>
+              <w:jc w:val="left"/>
+            </w:pPr>
+            <w:r>
+              <w:rPr>
+                <w:color w:val="FFFFFF"/>
+                <w:sz w:val="18"/>
+              </w:rPr>
+            </w:r>
+            <w:r>
+              <w:rPr>
+                <w:b/>
+                <w:color w:val="FFFFFF"/>
+                <w:sz w:val="18"/>
+              </w:rPr>
+              <w:t>Serviço</w:t>
+            </w:r>
+          </w:p>
+        </w:tc>
+        <w:tc>
+          <w:tcPr>
+            <w:tcW w:type="dxa" w:w="2197"/>
+            <w:shd w:val="clear" w:fill="1C1C1C"/>
+          </w:tcPr>
+          <w:p>
+            <w:pPr>
+              <w:spacing w:after="40"/>
+              <w:jc w:val="left"/>
+            </w:pPr>
+            <w:r>
+              <w:rPr>
+                <w:color w:val="FFFFFF"/>
+                <w:sz w:val="18"/>
+              </w:rPr>
+            </w:r>
+            <w:r>
+              <w:rPr>
+                <w:b/>
+                <w:color w:val="FFFFFF"/>
+                <w:sz w:val="18"/>
+              </w:rPr>
+              <w:t>Frequência mínima</w:t>
+            </w:r>
+          </w:p>
+        </w:tc>
+        <w:tc>
+          <w:tcPr>
+            <w:tcW w:type="dxa" w:w="2197"/>
+            <w:shd w:val="clear" w:fill="1C1C1C"/>
+          </w:tcPr>
+          <w:p>
+            <w:pPr>
+              <w:spacing w:after="40"/>
+              <w:jc w:val="left"/>
+            </w:pPr>
+            <w:r>
+              <w:rPr>
+                <w:color w:val="FFFFFF"/>
+                <w:sz w:val="18"/>
+              </w:rPr>
+            </w:r>
+            <w:r>
+              <w:rPr>
+                <w:b/>
+                <w:color w:val="FFFFFF"/>
+                <w:sz w:val="18"/>
+              </w:rPr>
+              <w:t>Padrão de entrega</w:t>
+            </w:r>
+          </w:p>
+        </w:tc>
+      </w:tr>
+      <w:tr>
+        <w:tc>
+          <w:tcPr>
+            <w:tcW w:type="dxa" w:w="2197"/>
+          </w:tcPr>
+          <w:p>
+            <w:pPr>
+              <w:spacing w:after="40"/>
+              <w:jc w:val="left"/>
+            </w:pPr>
+            <w:r>
+              <w:rPr>
+                <w:sz w:val="18"/>
+              </w:rPr>
+            </w:r>
+            <w:r>
+              <w:rPr>
+                <w:b w:val="0"/>
+                <w:sz w:val="18"/>
+              </w:rPr>
+              <w:t>B1</w:t>
+            </w:r>
+          </w:p>
+        </w:tc>
+        <w:tc>
+          <w:tcPr>
+            <w:tcW w:type="dxa" w:w="2197"/>
+          </w:tcPr>
+          <w:p>
+            <w:pPr>
+              <w:spacing w:after="40"/>
+              <w:jc w:val="left"/>
+            </w:pPr>
+            <w:r>
+              <w:rPr>
+                <w:sz w:val="18"/>
+              </w:rPr>
+            </w:r>
+            <w:r>
+              <w:rPr>
+                <w:b w:val="0"/>
+                <w:sz w:val="18"/>
+              </w:rPr>
+              <w:t>Limpeza de decks, passarelas e estacionamento</w:t>
+            </w:r>
+          </w:p>
+        </w:tc>
+        <w:tc>
+          <w:tcPr>
+            <w:tcW w:type="dxa" w:w="2197"/>
+          </w:tcPr>
+          <w:p>
+            <w:pPr>
+              <w:spacing w:after="40"/>
+              <w:jc w:val="left"/>
+            </w:pPr>
+            <w:r>
+              <w:rPr>
+                <w:sz w:val="18"/>
+              </w:rPr>
+            </w:r>
+            <w:r>
+              <w:rPr>
+                <w:b w:val="0"/>
+                <w:sz w:val="18"/>
+              </w:rPr>
+              <w:t>Diária</w:t>
+            </w:r>
+          </w:p>
+        </w:tc>
+        <w:tc>
+          <w:tcPr>
+            <w:tcW w:type="dxa" w:w="2197"/>
+          </w:tcPr>
+          <w:p>
+            <w:pPr>
+              <w:spacing w:after="40"/>
+              <w:jc w:val="left"/>
+            </w:pPr>
+            <w:r>
+              <w:rPr>
+                <w:sz w:val="18"/>
+              </w:rPr>
+            </w:r>
+            <w:r>
+              <w:rPr>
+                <w:b w:val="0"/>
+                <w:sz w:val="18"/>
+              </w:rPr>
+              <w:t>Livre de folhas, resíduos e sujidade</w:t>
+            </w:r>
+          </w:p>
+        </w:tc>
+      </w:tr>
+      <w:tr>
+        <w:tc>
+          <w:tcPr>
+            <w:tcW w:type="dxa" w:w="2197"/>
+          </w:tcPr>
+          <w:p>
+            <w:pPr>
+              <w:spacing w:after="40"/>
+              <w:jc w:val="left"/>
+            </w:pPr>
+            <w:r>
+              <w:rPr>
+                <w:sz w:val="18"/>
+              </w:rPr>
+            </w:r>
+            <w:r>
+              <w:rPr>
+                <w:b w:val="0"/>
+                <w:sz w:val="18"/>
+              </w:rPr>
+              <w:t>B2</w:t>
+            </w:r>
+          </w:p>
+        </w:tc>
+        <w:tc>
+          <w:tcPr>
+            <w:tcW w:type="dxa" w:w="2197"/>
+          </w:tcPr>
+          <w:p>
+            <w:pPr>
+              <w:spacing w:after="40"/>
+              <w:jc w:val="left"/>
+            </w:pPr>
+            <w:r>
+              <w:rPr>
+                <w:sz w:val="18"/>
+              </w:rPr>
+            </w:r>
+            <w:r>
+              <w:rPr>
+                <w:b w:val="0"/>
+                <w:sz w:val="18"/>
+              </w:rPr>
+              <w:t>Jardinagem, poda e irrigação</w:t>
+            </w:r>
+          </w:p>
+        </w:tc>
+        <w:tc>
+          <w:tcPr>
+            <w:tcW w:type="dxa" w:w="2197"/>
+          </w:tcPr>
+          <w:p>
+            <w:pPr>
+              <w:spacing w:after="40"/>
+              <w:jc w:val="left"/>
+            </w:pPr>
+            <w:r>
+              <w:rPr>
+                <w:sz w:val="18"/>
+              </w:rPr>
+            </w:r>
+            <w:r>
+              <w:rPr>
+                <w:b w:val="0"/>
+                <w:sz w:val="18"/>
+              </w:rPr>
+              <w:t>Semanal</w:t>
+            </w:r>
+          </w:p>
+        </w:tc>
+        <w:tc>
+          <w:tcPr>
+            <w:tcW w:type="dxa" w:w="2197"/>
+          </w:tcPr>
+          <w:p>
+            <w:pPr>
+              <w:spacing w:after="40"/>
+              <w:jc w:val="left"/>
+            </w:pPr>
+            <w:r>
+              <w:rPr>
+                <w:sz w:val="18"/>
+              </w:rPr>
+            </w:r>
+            <w:r>
+              <w:rPr>
+                <w:b w:val="0"/>
+                <w:sz w:val="18"/>
+              </w:rPr>
+              <w:t>Gramado aparado, canteiros limpos</w:t>
+            </w:r>
+          </w:p>
+        </w:tc>
+      </w:tr>
+      <w:tr>
+        <w:tc>
+          <w:tcPr>
+            <w:tcW w:type="dxa" w:w="2197"/>
+          </w:tcPr>
+          <w:p>
+            <w:pPr>
+              <w:spacing w:after="40"/>
+              <w:jc w:val="left"/>
+            </w:pPr>
+            <w:r>
+              <w:rPr>
+                <w:sz w:val="18"/>
+              </w:rPr>
+            </w:r>
+            <w:r>
+              <w:rPr>
+                <w:b w:val="0"/>
+                <w:sz w:val="18"/>
+              </w:rPr>
+              <w:t>B3</w:t>
+            </w:r>
+          </w:p>
+        </w:tc>
+        <w:tc>
+          <w:tcPr>
+            <w:tcW w:type="dxa" w:w="2197"/>
+          </w:tcPr>
+          <w:p>
+            <w:pPr>
+              <w:spacing w:after="40"/>
+              <w:jc w:val="left"/>
+            </w:pPr>
+            <w:r>
+              <w:rPr>
+                <w:sz w:val="18"/>
+              </w:rPr>
+            </w:r>
+            <w:r>
+              <w:rPr>
+                <w:b w:val="0"/>
+                <w:sz w:val="18"/>
+              </w:rPr>
+              <w:t>Conservação de trilhas e acessos</w:t>
+            </w:r>
+          </w:p>
+        </w:tc>
+        <w:tc>
+          <w:tcPr>
+            <w:tcW w:type="dxa" w:w="2197"/>
+          </w:tcPr>
+          <w:p>
+            <w:pPr>
+              <w:spacing w:after="40"/>
+              <w:jc w:val="left"/>
+            </w:pPr>
+            <w:r>
+              <w:rPr>
+                <w:sz w:val="18"/>
+              </w:rPr>
+            </w:r>
+            <w:r>
+              <w:rPr>
+                <w:b w:val="0"/>
+                <w:sz w:val="18"/>
+              </w:rPr>
+              <w:t>Quinzenal</w:t>
+            </w:r>
+          </w:p>
+        </w:tc>
+        <w:tc>
+          <w:tcPr>
+            <w:tcW w:type="dxa" w:w="2197"/>
+          </w:tcPr>
+          <w:p>
+            <w:pPr>
+              <w:spacing w:after="40"/>
+              <w:jc w:val="left"/>
+            </w:pPr>
+            <w:r>
+              <w:rPr>
+                <w:sz w:val="18"/>
+              </w:rPr>
+            </w:r>
+            <w:r>
+              <w:rPr>
+                <w:b w:val="0"/>
+                <w:sz w:val="18"/>
+              </w:rPr>
+              <w:t>Desobstruídos e sinalizados</w:t>
+            </w:r>
+          </w:p>
+        </w:tc>
+      </w:tr>
+    </w:tbl>
+    <w:p/>
+    <w:p>
+      <w:pPr>
+        <w:keepNext/>
+        <w:spacing w:before="360" w:after="160"/>
+        <w:jc w:val="left"/>
+      </w:pPr>
+      <w:r>
+        <w:rPr>
+          <w:b/>
+          <w:color w:val="C9A84C"/>
+          <w:sz w:val="25"/>
+        </w:rPr>
+        <w:t>I.5. Módulo C — Hospitalidade e atendimento ao hóspede</w:t>
+      </w:r>
+    </w:p>
+    <w:tbl>
+      <w:tblPr>
+        <w:tblStyle w:val="TableGrid"/>
+        <w:tblW w:type="auto" w:w="0"/>
+        <w:jc w:val="center"/>
+        <w:tblLook w:firstColumn="1" w:firstRow="1" w:lastColumn="0" w:lastRow="0" w:noHBand="0" w:noVBand="1" w:val="04A0"/>
+      </w:tblPr>
+      <w:tblGrid>
+        <w:gridCol w:w="2197"/>
+        <w:gridCol w:w="2197"/>
+        <w:gridCol w:w="2197"/>
+        <w:gridCol w:w="2197"/>
+      </w:tblGrid>
+      <w:tr>
+        <w:tc>
+          <w:tcPr>
+            <w:tcW w:type="dxa" w:w="2197"/>
+            <w:shd w:val="clear" w:fill="1C1C1C"/>
+          </w:tcPr>
+          <w:p>
+            <w:pPr>
+              <w:spacing w:after="40"/>
+              <w:jc w:val="left"/>
+            </w:pPr>
+            <w:r>
+              <w:rPr>
+                <w:color w:val="FFFFFF"/>
+                <w:sz w:val="18"/>
+              </w:rPr>
+            </w:r>
+            <w:r>
+              <w:rPr>
+                <w:b/>
+                <w:color w:val="FFFFFF"/>
+                <w:sz w:val="18"/>
+              </w:rPr>
+              <w:t>#</w:t>
+            </w:r>
+          </w:p>
+        </w:tc>
+        <w:tc>
+          <w:tcPr>
+            <w:tcW w:type="dxa" w:w="2197"/>
+            <w:shd w:val="clear" w:fill="1C1C1C"/>
+          </w:tcPr>
+          <w:p>
+            <w:pPr>
+              <w:spacing w:after="40"/>
+              <w:jc w:val="left"/>
+            </w:pPr>
+            <w:r>
+              <w:rPr>
+                <w:color w:val="FFFFFF"/>
+                <w:sz w:val="18"/>
+              </w:rPr>
+            </w:r>
+            <w:r>
+              <w:rPr>
+                <w:b/>
+                <w:color w:val="FFFFFF"/>
+                <w:sz w:val="18"/>
+              </w:rPr>
+              <w:t>Serviço</w:t>
+            </w:r>
+          </w:p>
+        </w:tc>
+        <w:tc>
+          <w:tcPr>
+            <w:tcW w:type="dxa" w:w="2197"/>
+            <w:shd w:val="clear" w:fill="1C1C1C"/>
+          </w:tcPr>
+          <w:p>
+            <w:pPr>
+              <w:spacing w:after="40"/>
+              <w:jc w:val="left"/>
+            </w:pPr>
+            <w:r>
+              <w:rPr>
+                <w:color w:val="FFFFFF"/>
+                <w:sz w:val="18"/>
+              </w:rPr>
+            </w:r>
+            <w:r>
+              <w:rPr>
+                <w:b/>
+                <w:color w:val="FFFFFF"/>
+                <w:sz w:val="18"/>
+              </w:rPr>
+              <w:t>Frequência / gatilho</w:t>
+            </w:r>
+          </w:p>
+        </w:tc>
+        <w:tc>
+          <w:tcPr>
+            <w:tcW w:type="dxa" w:w="2197"/>
+            <w:shd w:val="clear" w:fill="1C1C1C"/>
+          </w:tcPr>
+          <w:p>
+            <w:pPr>
+              <w:spacing w:after="40"/>
+              <w:jc w:val="left"/>
+            </w:pPr>
+            <w:r>
+              <w:rPr>
+                <w:color w:val="FFFFFF"/>
+                <w:sz w:val="18"/>
+              </w:rPr>
+            </w:r>
+            <w:r>
+              <w:rPr>
+                <w:b/>
+                <w:color w:val="FFFFFF"/>
+                <w:sz w:val="18"/>
+              </w:rPr>
+              <w:t>Padrão de entrega</w:t>
+            </w:r>
+          </w:p>
+        </w:tc>
+      </w:tr>
+      <w:tr>
+        <w:tc>
+          <w:tcPr>
+            <w:tcW w:type="dxa" w:w="2197"/>
+          </w:tcPr>
+          <w:p>
+            <w:pPr>
+              <w:spacing w:after="40"/>
+              <w:jc w:val="left"/>
+            </w:pPr>
+            <w:r>
+              <w:rPr>
+                <w:sz w:val="18"/>
+              </w:rPr>
+            </w:r>
+            <w:r>
+              <w:rPr>
+                <w:b w:val="0"/>
+                <w:sz w:val="18"/>
+              </w:rPr>
+              <w:t>C1</w:t>
+            </w:r>
+          </w:p>
+        </w:tc>
+        <w:tc>
+          <w:tcPr>
+            <w:tcW w:type="dxa" w:w="2197"/>
+          </w:tcPr>
+          <w:p>
+            <w:pPr>
+              <w:spacing w:after="40"/>
+              <w:jc w:val="left"/>
+            </w:pPr>
+            <w:r>
+              <w:rPr>
+                <w:sz w:val="18"/>
+              </w:rPr>
+            </w:r>
+            <w:r>
+              <w:rPr>
+                <w:b w:val="0"/>
+                <w:sz w:val="18"/>
+              </w:rPr>
+              <w:t>Preparação da unidade para chegada (mise en place)</w:t>
+            </w:r>
+          </w:p>
+        </w:tc>
+        <w:tc>
+          <w:tcPr>
+            <w:tcW w:type="dxa" w:w="2197"/>
+          </w:tcPr>
+          <w:p>
+            <w:pPr>
+              <w:spacing w:after="40"/>
+              <w:jc w:val="left"/>
+            </w:pPr>
+            <w:r>
+              <w:rPr>
+                <w:sz w:val="18"/>
+              </w:rPr>
+            </w:r>
+            <w:r>
+              <w:rPr>
+                <w:b w:val="0"/>
+                <w:sz w:val="18"/>
+              </w:rPr>
+              <w:t>A cada reserva</w:t>
+            </w:r>
+          </w:p>
+        </w:tc>
+        <w:tc>
+          <w:tcPr>
+            <w:tcW w:type="dxa" w:w="2197"/>
+          </w:tcPr>
+          <w:p>
+            <w:pPr>
+              <w:spacing w:after="40"/>
+              <w:jc w:val="left"/>
+            </w:pPr>
+            <w:r>
+              <w:rPr>
+                <w:sz w:val="18"/>
+              </w:rPr>
+            </w:r>
+            <w:r>
+              <w:rPr>
+                <w:b w:val="0"/>
+                <w:sz w:val="18"/>
+              </w:rPr>
+              <w:t>Conforme padrão da bandeira</w:t>
+            </w:r>
+          </w:p>
+        </w:tc>
+      </w:tr>
+      <w:tr>
+        <w:tc>
+          <w:tcPr>
+            <w:tcW w:type="dxa" w:w="2197"/>
+          </w:tcPr>
+          <w:p>
+            <w:pPr>
+              <w:spacing w:after="40"/>
+              <w:jc w:val="left"/>
+            </w:pPr>
+            <w:r>
+              <w:rPr>
+                <w:sz w:val="18"/>
+              </w:rPr>
+            </w:r>
+            <w:r>
+              <w:rPr>
+                <w:b w:val="0"/>
+                <w:sz w:val="18"/>
+              </w:rPr>
+              <w:t>C2</w:t>
+            </w:r>
+          </w:p>
+        </w:tc>
+        <w:tc>
+          <w:tcPr>
+            <w:tcW w:type="dxa" w:w="2197"/>
+          </w:tcPr>
+          <w:p>
+            <w:pPr>
+              <w:spacing w:after="40"/>
+              <w:jc w:val="left"/>
+            </w:pPr>
+            <w:r>
+              <w:rPr>
+                <w:sz w:val="18"/>
+              </w:rPr>
+            </w:r>
+            <w:r>
+              <w:rPr>
+                <w:b w:val="0"/>
+                <w:sz w:val="18"/>
+              </w:rPr>
+              <w:t>Recepção e check-in do hóspede</w:t>
+            </w:r>
+          </w:p>
+        </w:tc>
+        <w:tc>
+          <w:tcPr>
+            <w:tcW w:type="dxa" w:w="2197"/>
+          </w:tcPr>
+          <w:p>
+            <w:pPr>
+              <w:spacing w:after="40"/>
+              <w:jc w:val="left"/>
+            </w:pPr>
+            <w:r>
+              <w:rPr>
+                <w:sz w:val="18"/>
+              </w:rPr>
+            </w:r>
+            <w:r>
+              <w:rPr>
+                <w:b w:val="0"/>
+                <w:sz w:val="18"/>
+              </w:rPr>
+              <w:t>A cada chegada</w:t>
+            </w:r>
+          </w:p>
+        </w:tc>
+        <w:tc>
+          <w:tcPr>
+            <w:tcW w:type="dxa" w:w="2197"/>
+          </w:tcPr>
+          <w:p>
+            <w:pPr>
+              <w:spacing w:after="40"/>
+              <w:jc w:val="left"/>
+            </w:pPr>
+            <w:r>
+              <w:rPr>
+                <w:sz w:val="18"/>
+              </w:rPr>
+            </w:r>
+            <w:r>
+              <w:rPr>
+                <w:b w:val="0"/>
+                <w:sz w:val="18"/>
+              </w:rPr>
+              <w:t>Acolhimento conforme roteiro; documentos e FNRH registrados no PMS</w:t>
+            </w:r>
+          </w:p>
+        </w:tc>
+      </w:tr>
+      <w:tr>
+        <w:tc>
+          <w:tcPr>
+            <w:tcW w:type="dxa" w:w="2197"/>
+          </w:tcPr>
+          <w:p>
+            <w:pPr>
+              <w:spacing w:after="40"/>
+              <w:jc w:val="left"/>
+            </w:pPr>
+            <w:r>
+              <w:rPr>
+                <w:sz w:val="18"/>
+              </w:rPr>
+            </w:r>
+            <w:r>
+              <w:rPr>
+                <w:b w:val="0"/>
+                <w:sz w:val="18"/>
+              </w:rPr>
+              <w:t>C3</w:t>
+            </w:r>
+          </w:p>
+        </w:tc>
+        <w:tc>
+          <w:tcPr>
+            <w:tcW w:type="dxa" w:w="2197"/>
+          </w:tcPr>
+          <w:p>
+            <w:pPr>
+              <w:spacing w:after="40"/>
+              <w:jc w:val="left"/>
+            </w:pPr>
+            <w:r>
+              <w:rPr>
+                <w:sz w:val="18"/>
+              </w:rPr>
+            </w:r>
+            <w:r>
+              <w:rPr>
+                <w:b w:val="0"/>
+                <w:sz w:val="18"/>
+              </w:rPr>
+              <w:t>Apresentação da unidade e orientações de uso</w:t>
+            </w:r>
+          </w:p>
+        </w:tc>
+        <w:tc>
+          <w:tcPr>
+            <w:tcW w:type="dxa" w:w="2197"/>
+          </w:tcPr>
+          <w:p>
+            <w:pPr>
+              <w:spacing w:after="40"/>
+              <w:jc w:val="left"/>
+            </w:pPr>
+            <w:r>
+              <w:rPr>
+                <w:sz w:val="18"/>
+              </w:rPr>
+            </w:r>
+            <w:r>
+              <w:rPr>
+                <w:b w:val="0"/>
+                <w:sz w:val="18"/>
+              </w:rPr>
+              <w:t>A cada chegada</w:t>
+            </w:r>
+          </w:p>
+        </w:tc>
+        <w:tc>
+          <w:tcPr>
+            <w:tcW w:type="dxa" w:w="2197"/>
+          </w:tcPr>
+          <w:p>
+            <w:pPr>
+              <w:spacing w:after="40"/>
+              <w:jc w:val="left"/>
+            </w:pPr>
+            <w:r>
+              <w:rPr>
+                <w:sz w:val="18"/>
+              </w:rPr>
+            </w:r>
+            <w:r>
+              <w:rPr>
+                <w:b w:val="0"/>
+                <w:sz w:val="18"/>
+              </w:rPr>
+              <w:t>Roteiro cumprido integralmente</w:t>
+            </w:r>
+          </w:p>
+        </w:tc>
+      </w:tr>
+      <w:tr>
+        <w:tc>
+          <w:tcPr>
+            <w:tcW w:type="dxa" w:w="2197"/>
+          </w:tcPr>
+          <w:p>
+            <w:pPr>
+              <w:spacing w:after="40"/>
+              <w:jc w:val="left"/>
+            </w:pPr>
+            <w:r>
+              <w:rPr>
+                <w:sz w:val="18"/>
+              </w:rPr>
+            </w:r>
+            <w:r>
+              <w:rPr>
+                <w:b w:val="0"/>
+                <w:sz w:val="18"/>
+              </w:rPr>
+              <w:t>C4</w:t>
+            </w:r>
+          </w:p>
+        </w:tc>
+        <w:tc>
+          <w:tcPr>
+            <w:tcW w:type="dxa" w:w="2197"/>
+          </w:tcPr>
+          <w:p>
+            <w:pPr>
+              <w:spacing w:after="40"/>
+              <w:jc w:val="left"/>
+            </w:pPr>
+            <w:r>
+              <w:rPr>
+                <w:sz w:val="18"/>
+              </w:rPr>
+            </w:r>
+            <w:r>
+              <w:rPr>
+                <w:b w:val="0"/>
+                <w:sz w:val="18"/>
+              </w:rPr>
+              <w:t>Atendimento de solicitações durante a estadia</w:t>
+            </w:r>
+          </w:p>
+        </w:tc>
+        <w:tc>
+          <w:tcPr>
+            <w:tcW w:type="dxa" w:w="2197"/>
+          </w:tcPr>
+          <w:p>
+            <w:pPr>
+              <w:spacing w:after="40"/>
+              <w:jc w:val="left"/>
+            </w:pPr>
+            <w:r>
+              <w:rPr>
+                <w:sz w:val="18"/>
+              </w:rPr>
+            </w:r>
+            <w:r>
+              <w:rPr>
+                <w:b w:val="0"/>
+                <w:sz w:val="18"/>
+              </w:rPr>
+              <w:t>Sob demanda</w:t>
+            </w:r>
+          </w:p>
+        </w:tc>
+        <w:tc>
+          <w:tcPr>
+            <w:tcW w:type="dxa" w:w="2197"/>
+          </w:tcPr>
+          <w:p>
+            <w:pPr>
+              <w:spacing w:after="40"/>
+              <w:jc w:val="left"/>
+            </w:pPr>
+            <w:r>
+              <w:rPr>
+                <w:sz w:val="18"/>
+              </w:rPr>
+            </w:r>
+            <w:r>
+              <w:rPr>
+                <w:b w:val="0"/>
+                <w:sz w:val="18"/>
+              </w:rPr>
+              <w:t>Primeira resposta em até 15 min na janela; 60 min em sobreaviso</w:t>
+            </w:r>
+          </w:p>
+        </w:tc>
+      </w:tr>
+      <w:tr>
+        <w:tc>
+          <w:tcPr>
+            <w:tcW w:type="dxa" w:w="2197"/>
+          </w:tcPr>
+          <w:p>
+            <w:pPr>
+              <w:spacing w:after="40"/>
+              <w:jc w:val="left"/>
+            </w:pPr>
+            <w:r>
+              <w:rPr>
+                <w:sz w:val="18"/>
+              </w:rPr>
+            </w:r>
+            <w:r>
+              <w:rPr>
+                <w:b w:val="0"/>
+                <w:sz w:val="18"/>
+              </w:rPr>
+              <w:t>C5</w:t>
+            </w:r>
+          </w:p>
+        </w:tc>
+        <w:tc>
+          <w:tcPr>
+            <w:tcW w:type="dxa" w:w="2197"/>
+          </w:tcPr>
+          <w:p>
+            <w:pPr>
+              <w:spacing w:after="40"/>
+              <w:jc w:val="left"/>
+            </w:pPr>
+            <w:r>
+              <w:rPr>
+                <w:sz w:val="18"/>
+              </w:rPr>
+            </w:r>
+            <w:r>
+              <w:rPr>
+                <w:b w:val="0"/>
+                <w:sz w:val="18"/>
+              </w:rPr>
+              <w:t>Check-out, conferência da unidade e devolução de acessos</w:t>
+            </w:r>
+          </w:p>
+        </w:tc>
+        <w:tc>
+          <w:tcPr>
+            <w:tcW w:type="dxa" w:w="2197"/>
+          </w:tcPr>
+          <w:p>
+            <w:pPr>
+              <w:spacing w:after="40"/>
+              <w:jc w:val="left"/>
+            </w:pPr>
+            <w:r>
+              <w:rPr>
+                <w:sz w:val="18"/>
+              </w:rPr>
+            </w:r>
+            <w:r>
+              <w:rPr>
+                <w:b w:val="0"/>
+                <w:sz w:val="18"/>
+              </w:rPr>
+              <w:t>A cada saída</w:t>
+            </w:r>
+          </w:p>
+        </w:tc>
+        <w:tc>
+          <w:tcPr>
+            <w:tcW w:type="dxa" w:w="2197"/>
+          </w:tcPr>
+          <w:p>
+            <w:pPr>
+              <w:spacing w:after="40"/>
+              <w:jc w:val="left"/>
+            </w:pPr>
+            <w:r>
+              <w:rPr>
+                <w:sz w:val="18"/>
+              </w:rPr>
+            </w:r>
+            <w:r>
+              <w:rPr>
+                <w:b w:val="0"/>
+                <w:sz w:val="18"/>
+              </w:rPr>
+              <w:t>Conferência registrada antes da liberação</w:t>
+            </w:r>
+          </w:p>
+        </w:tc>
+      </w:tr>
+      <w:tr>
+        <w:tc>
+          <w:tcPr>
+            <w:tcW w:type="dxa" w:w="2197"/>
+          </w:tcPr>
+          <w:p>
+            <w:pPr>
+              <w:spacing w:after="40"/>
+              <w:jc w:val="left"/>
+            </w:pPr>
+            <w:r>
+              <w:rPr>
+                <w:sz w:val="18"/>
+              </w:rPr>
+            </w:r>
+            <w:r>
+              <w:rPr>
+                <w:b w:val="0"/>
+                <w:sz w:val="18"/>
+              </w:rPr>
+              <w:t>C6</w:t>
+            </w:r>
+          </w:p>
+        </w:tc>
+        <w:tc>
+          <w:tcPr>
+            <w:tcW w:type="dxa" w:w="2197"/>
+          </w:tcPr>
+          <w:p>
+            <w:pPr>
+              <w:spacing w:after="40"/>
+              <w:jc w:val="left"/>
+            </w:pPr>
+            <w:r>
+              <w:rPr>
+                <w:sz w:val="18"/>
+              </w:rPr>
+            </w:r>
+            <w:r>
+              <w:rPr>
+                <w:b w:val="0"/>
+                <w:sz w:val="18"/>
+              </w:rPr>
+              <w:t>Registro de ocorrências e avarias no PMS</w:t>
+            </w:r>
+          </w:p>
+        </w:tc>
+        <w:tc>
+          <w:tcPr>
+            <w:tcW w:type="dxa" w:w="2197"/>
+          </w:tcPr>
+          <w:p>
+            <w:pPr>
+              <w:spacing w:after="40"/>
+              <w:jc w:val="left"/>
+            </w:pPr>
+            <w:r>
+              <w:rPr>
+                <w:sz w:val="18"/>
+              </w:rPr>
+            </w:r>
+            <w:r>
+              <w:rPr>
+                <w:b w:val="0"/>
+                <w:sz w:val="18"/>
+              </w:rPr>
+              <w:t>A cada ocorrência</w:t>
+            </w:r>
+          </w:p>
+        </w:tc>
+        <w:tc>
+          <w:tcPr>
+            <w:tcW w:type="dxa" w:w="2197"/>
+          </w:tcPr>
+          <w:p>
+            <w:pPr>
+              <w:spacing w:after="40"/>
+              <w:jc w:val="left"/>
+            </w:pPr>
+            <w:r>
+              <w:rPr>
+                <w:sz w:val="18"/>
+              </w:rPr>
+            </w:r>
+            <w:r>
+              <w:rPr>
+                <w:b w:val="0"/>
+                <w:sz w:val="18"/>
+              </w:rPr>
+              <w:t>Registro no mesmo dia</w:t>
+            </w:r>
+          </w:p>
+        </w:tc>
+      </w:tr>
+      <w:tr>
+        <w:tc>
+          <w:tcPr>
+            <w:tcW w:type="dxa" w:w="2197"/>
+          </w:tcPr>
+          <w:p>
+            <w:pPr>
+              <w:spacing w:after="40"/>
+              <w:jc w:val="left"/>
+            </w:pPr>
+            <w:r>
+              <w:rPr>
+                <w:sz w:val="18"/>
+              </w:rPr>
+            </w:r>
+            <w:r>
+              <w:rPr>
+                <w:b w:val="0"/>
+                <w:sz w:val="18"/>
+              </w:rPr>
+              <w:t>C7</w:t>
+            </w:r>
+          </w:p>
+        </w:tc>
+        <w:tc>
+          <w:tcPr>
+            <w:tcW w:type="dxa" w:w="2197"/>
+          </w:tcPr>
+          <w:p>
+            <w:pPr>
+              <w:spacing w:after="40"/>
+              <w:jc w:val="left"/>
+            </w:pPr>
+            <w:r>
+              <w:rPr>
+                <w:sz w:val="18"/>
+              </w:rPr>
+            </w:r>
+            <w:r>
+              <w:rPr>
+                <w:b w:val="0"/>
+                <w:sz w:val="18"/>
+              </w:rPr>
+              <w:t>Convite e acompanhamento de avaliação pós-estadia</w:t>
+            </w:r>
+          </w:p>
+        </w:tc>
+        <w:tc>
+          <w:tcPr>
+            <w:tcW w:type="dxa" w:w="2197"/>
+          </w:tcPr>
+          <w:p>
+            <w:pPr>
+              <w:spacing w:after="40"/>
+              <w:jc w:val="left"/>
+            </w:pPr>
+            <w:r>
+              <w:rPr>
+                <w:sz w:val="18"/>
+              </w:rPr>
+            </w:r>
+            <w:r>
+              <w:rPr>
+                <w:b w:val="0"/>
+                <w:sz w:val="18"/>
+              </w:rPr>
+              <w:t>A cada saída</w:t>
+            </w:r>
+          </w:p>
+        </w:tc>
+        <w:tc>
+          <w:tcPr>
+            <w:tcW w:type="dxa" w:w="2197"/>
+          </w:tcPr>
+          <w:p>
+            <w:pPr>
+              <w:spacing w:after="40"/>
+              <w:jc w:val="left"/>
+            </w:pPr>
+            <w:r>
+              <w:rPr>
+                <w:sz w:val="18"/>
+              </w:rPr>
+            </w:r>
+            <w:r>
+              <w:rPr>
+                <w:b w:val="0"/>
+                <w:sz w:val="18"/>
+              </w:rPr>
+              <w:t>Conforme política da CONTRATANTE</w:t>
+            </w:r>
+          </w:p>
+        </w:tc>
+      </w:tr>
+    </w:tbl>
+    <w:p/>
+    <w:p>
+      <w:r>
+        <w:rPr>
+          <w:b/>
+        </w:rPr>
+        <w:t>Limites do Módulo C (Cláusula 3.6):</w:t>
+      </w:r>
+      <w:r>
+        <w:rPr>
+          <w:b w:val="0"/>
+        </w:rPr>
+        <w:t xml:space="preserve"> vedado alterar preços, tarifas ou políticas; aceitar, recusar ou modificar reservas fora dos critérios escritos; conceder cortesias, descontos, upgrades ou reembolsos sem autorização; representar a CONTRATANTE perante terceiros.</w:t>
+      </w:r>
+    </w:p>
+    <w:p>
+      <w:r>
+        <w:rPr>
+          <w:b/>
+        </w:rPr>
+        <w:t>Padrão de apresentação pessoal (Cláusula 3.7):</w:t>
+      </w:r>
+      <w:r>
+        <w:rPr>
+          <w:b w:val="0"/>
+        </w:rPr>
+        <w:t xml:space="preserve"> [cor / estilo / asseio — descrever]. Custeado pela CONTRATADA. Identificação com a razão social da CONTRATADA.</w:t>
+      </w:r>
+    </w:p>
+    <w:p>
+      <w:r>
+        <w:rPr>
+          <w:b/>
+        </w:rPr>
+        <w:t>Protocolo de sobreaviso (Cláusula 3.9):</w:t>
+      </w:r>
+      <w:r>
+        <w:rPr>
+          <w:b w:val="0"/>
+        </w:rPr>
+        <w:t xml:space="preserve"> organizado pela CONTRATADA entre seus prepostos. Canal de acionamento: [______]. Janela de sobreaviso: [__:__] às [__:__].</w:t>
+      </w:r>
+    </w:p>
+    <w:p>
+      <w:pPr>
+        <w:keepNext/>
+        <w:spacing w:before="360" w:after="160"/>
+        <w:jc w:val="left"/>
+      </w:pPr>
+      <w:r>
+        <w:rPr>
+          <w:b/>
+          <w:color w:val="C9A84C"/>
+          <w:sz w:val="25"/>
+        </w:rPr>
+        <w:t>I.6. Módulo D — Manutenção preventiva e pequenos reparos</w:t>
+      </w:r>
+    </w:p>
+    <w:tbl>
+      <w:tblPr>
+        <w:tblStyle w:val="TableGrid"/>
+        <w:tblW w:type="auto" w:w="0"/>
+        <w:jc w:val="center"/>
+        <w:tblLook w:firstColumn="1" w:firstRow="1" w:lastColumn="0" w:lastRow="0" w:noHBand="0" w:noVBand="1" w:val="04A0"/>
+      </w:tblPr>
+      <w:tblGrid>
+        <w:gridCol w:w="2197"/>
+        <w:gridCol w:w="2197"/>
+        <w:gridCol w:w="2197"/>
+        <w:gridCol w:w="2197"/>
+      </w:tblGrid>
+      <w:tr>
+        <w:tc>
+          <w:tcPr>
+            <w:tcW w:type="dxa" w:w="2197"/>
+            <w:shd w:val="clear" w:fill="1C1C1C"/>
+          </w:tcPr>
+          <w:p>
+            <w:pPr>
+              <w:spacing w:after="40"/>
+              <w:jc w:val="left"/>
+            </w:pPr>
+            <w:r>
+              <w:rPr>
+                <w:color w:val="FFFFFF"/>
+                <w:sz w:val="18"/>
+              </w:rPr>
+            </w:r>
+            <w:r>
+              <w:rPr>
+                <w:b/>
+                <w:color w:val="FFFFFF"/>
+                <w:sz w:val="18"/>
+              </w:rPr>
+              <w:t>#</w:t>
+            </w:r>
+          </w:p>
+        </w:tc>
+        <w:tc>
+          <w:tcPr>
+            <w:tcW w:type="dxa" w:w="2197"/>
+            <w:shd w:val="clear" w:fill="1C1C1C"/>
+          </w:tcPr>
+          <w:p>
+            <w:pPr>
+              <w:spacing w:after="40"/>
+              <w:jc w:val="left"/>
+            </w:pPr>
+            <w:r>
+              <w:rPr>
+                <w:color w:val="FFFFFF"/>
+                <w:sz w:val="18"/>
+              </w:rPr>
+            </w:r>
+            <w:r>
+              <w:rPr>
+                <w:b/>
+                <w:color w:val="FFFFFF"/>
+                <w:sz w:val="18"/>
+              </w:rPr>
+              <w:t>Serviço</w:t>
+            </w:r>
+          </w:p>
+        </w:tc>
+        <w:tc>
+          <w:tcPr>
+            <w:tcW w:type="dxa" w:w="2197"/>
+            <w:shd w:val="clear" w:fill="1C1C1C"/>
+          </w:tcPr>
+          <w:p>
+            <w:pPr>
+              <w:spacing w:after="40"/>
+              <w:jc w:val="left"/>
+            </w:pPr>
+            <w:r>
+              <w:rPr>
+                <w:color w:val="FFFFFF"/>
+                <w:sz w:val="18"/>
+              </w:rPr>
+            </w:r>
+            <w:r>
+              <w:rPr>
+                <w:b/>
+                <w:color w:val="FFFFFF"/>
+                <w:sz w:val="18"/>
+              </w:rPr>
+              <w:t>Frequência / gatilho</w:t>
+            </w:r>
+          </w:p>
+        </w:tc>
+        <w:tc>
+          <w:tcPr>
+            <w:tcW w:type="dxa" w:w="2197"/>
+            <w:shd w:val="clear" w:fill="1C1C1C"/>
+          </w:tcPr>
+          <w:p>
+            <w:pPr>
+              <w:spacing w:after="40"/>
+              <w:jc w:val="left"/>
+            </w:pPr>
+            <w:r>
+              <w:rPr>
+                <w:color w:val="FFFFFF"/>
+                <w:sz w:val="18"/>
+              </w:rPr>
+            </w:r>
+            <w:r>
+              <w:rPr>
+                <w:b/>
+                <w:color w:val="FFFFFF"/>
+                <w:sz w:val="18"/>
+              </w:rPr>
+              <w:t>Padrão de entrega</w:t>
+            </w:r>
+          </w:p>
+        </w:tc>
+      </w:tr>
+      <w:tr>
+        <w:tc>
+          <w:tcPr>
+            <w:tcW w:type="dxa" w:w="2197"/>
+          </w:tcPr>
+          <w:p>
+            <w:pPr>
+              <w:spacing w:after="40"/>
+              <w:jc w:val="left"/>
+            </w:pPr>
+            <w:r>
+              <w:rPr>
+                <w:sz w:val="18"/>
+              </w:rPr>
+            </w:r>
+            <w:r>
+              <w:rPr>
+                <w:b w:val="0"/>
+                <w:sz w:val="18"/>
+              </w:rPr>
+              <w:t>D1</w:t>
+            </w:r>
+          </w:p>
+        </w:tc>
+        <w:tc>
+          <w:tcPr>
+            <w:tcW w:type="dxa" w:w="2197"/>
+          </w:tcPr>
+          <w:p>
+            <w:pPr>
+              <w:spacing w:after="40"/>
+              <w:jc w:val="left"/>
+            </w:pPr>
+            <w:r>
+              <w:rPr>
+                <w:sz w:val="18"/>
+              </w:rPr>
+            </w:r>
+            <w:r>
+              <w:rPr>
+                <w:b w:val="0"/>
+                <w:sz w:val="18"/>
+              </w:rPr>
+              <w:t>Troca de lâmpadas, pilhas e baterias</w:t>
+            </w:r>
+          </w:p>
+        </w:tc>
+        <w:tc>
+          <w:tcPr>
+            <w:tcW w:type="dxa" w:w="2197"/>
+          </w:tcPr>
+          <w:p>
+            <w:pPr>
+              <w:spacing w:after="40"/>
+              <w:jc w:val="left"/>
+            </w:pPr>
+            <w:r>
+              <w:rPr>
+                <w:sz w:val="18"/>
+              </w:rPr>
+            </w:r>
+            <w:r>
+              <w:rPr>
+                <w:b w:val="0"/>
+                <w:sz w:val="18"/>
+              </w:rPr>
+              <w:t>Sob demanda, em até 24h</w:t>
+            </w:r>
+          </w:p>
+        </w:tc>
+        <w:tc>
+          <w:tcPr>
+            <w:tcW w:type="dxa" w:w="2197"/>
+          </w:tcPr>
+          <w:p>
+            <w:pPr>
+              <w:spacing w:after="40"/>
+              <w:jc w:val="left"/>
+            </w:pPr>
+            <w:r>
+              <w:rPr>
+                <w:sz w:val="18"/>
+              </w:rPr>
+            </w:r>
+            <w:r>
+              <w:rPr>
+                <w:b w:val="0"/>
+                <w:sz w:val="18"/>
+              </w:rPr>
+              <w:t>Registro em relatório</w:t>
+            </w:r>
+          </w:p>
+        </w:tc>
+      </w:tr>
+      <w:tr>
+        <w:tc>
+          <w:tcPr>
+            <w:tcW w:type="dxa" w:w="2197"/>
+          </w:tcPr>
+          <w:p>
+            <w:pPr>
+              <w:spacing w:after="40"/>
+              <w:jc w:val="left"/>
+            </w:pPr>
+            <w:r>
+              <w:rPr>
+                <w:sz w:val="18"/>
+              </w:rPr>
+            </w:r>
+            <w:r>
+              <w:rPr>
+                <w:b w:val="0"/>
+                <w:sz w:val="18"/>
+              </w:rPr>
+              <w:t>D2</w:t>
+            </w:r>
+          </w:p>
+        </w:tc>
+        <w:tc>
+          <w:tcPr>
+            <w:tcW w:type="dxa" w:w="2197"/>
+          </w:tcPr>
+          <w:p>
+            <w:pPr>
+              <w:spacing w:after="40"/>
+              <w:jc w:val="left"/>
+            </w:pPr>
+            <w:r>
+              <w:rPr>
+                <w:sz w:val="18"/>
+              </w:rPr>
+            </w:r>
+            <w:r>
+              <w:rPr>
+                <w:b w:val="0"/>
+                <w:sz w:val="18"/>
+              </w:rPr>
+              <w:t>Reaperto e vedação de sifões, torneiras e chuveiros</w:t>
+            </w:r>
+          </w:p>
+        </w:tc>
+        <w:tc>
+          <w:tcPr>
+            <w:tcW w:type="dxa" w:w="2197"/>
+          </w:tcPr>
+          <w:p>
+            <w:pPr>
+              <w:spacing w:after="40"/>
+              <w:jc w:val="left"/>
+            </w:pPr>
+            <w:r>
+              <w:rPr>
+                <w:sz w:val="18"/>
+              </w:rPr>
+            </w:r>
+            <w:r>
+              <w:rPr>
+                <w:b w:val="0"/>
+                <w:sz w:val="18"/>
+              </w:rPr>
+              <w:t>Sob demanda, em até 24h</w:t>
+            </w:r>
+          </w:p>
+        </w:tc>
+        <w:tc>
+          <w:tcPr>
+            <w:tcW w:type="dxa" w:w="2197"/>
+          </w:tcPr>
+          <w:p>
+            <w:pPr>
+              <w:spacing w:after="40"/>
+              <w:jc w:val="left"/>
+            </w:pPr>
+            <w:r>
+              <w:rPr>
+                <w:sz w:val="18"/>
+              </w:rPr>
+            </w:r>
+            <w:r>
+              <w:rPr>
+                <w:b w:val="0"/>
+                <w:sz w:val="18"/>
+              </w:rPr>
+              <w:t>Sem vazamento</w:t>
+            </w:r>
+          </w:p>
+        </w:tc>
+      </w:tr>
+      <w:tr>
+        <w:tc>
+          <w:tcPr>
+            <w:tcW w:type="dxa" w:w="2197"/>
+          </w:tcPr>
+          <w:p>
+            <w:pPr>
+              <w:spacing w:after="40"/>
+              <w:jc w:val="left"/>
+            </w:pPr>
+            <w:r>
+              <w:rPr>
+                <w:sz w:val="18"/>
+              </w:rPr>
+            </w:r>
+            <w:r>
+              <w:rPr>
+                <w:b w:val="0"/>
+                <w:sz w:val="18"/>
+              </w:rPr>
+              <w:t>D3</w:t>
+            </w:r>
+          </w:p>
+        </w:tc>
+        <w:tc>
+          <w:tcPr>
+            <w:tcW w:type="dxa" w:w="2197"/>
+          </w:tcPr>
+          <w:p>
+            <w:pPr>
+              <w:spacing w:after="40"/>
+              <w:jc w:val="left"/>
+            </w:pPr>
+            <w:r>
+              <w:rPr>
+                <w:sz w:val="18"/>
+              </w:rPr>
+            </w:r>
+            <w:r>
+              <w:rPr>
+                <w:b w:val="0"/>
+                <w:sz w:val="18"/>
+              </w:rPr>
+              <w:t>Ajuste de portas, fechaduras mecânicas e dobradiças</w:t>
+            </w:r>
+          </w:p>
+        </w:tc>
+        <w:tc>
+          <w:tcPr>
+            <w:tcW w:type="dxa" w:w="2197"/>
+          </w:tcPr>
+          <w:p>
+            <w:pPr>
+              <w:spacing w:after="40"/>
+              <w:jc w:val="left"/>
+            </w:pPr>
+            <w:r>
+              <w:rPr>
+                <w:sz w:val="18"/>
+              </w:rPr>
+            </w:r>
+            <w:r>
+              <w:rPr>
+                <w:b w:val="0"/>
+                <w:sz w:val="18"/>
+              </w:rPr>
+              <w:t>Sob demanda, em até 24h</w:t>
+            </w:r>
+          </w:p>
+        </w:tc>
+        <w:tc>
+          <w:tcPr>
+            <w:tcW w:type="dxa" w:w="2197"/>
+          </w:tcPr>
+          <w:p>
+            <w:pPr>
+              <w:spacing w:after="40"/>
+              <w:jc w:val="left"/>
+            </w:pPr>
+            <w:r>
+              <w:rPr>
+                <w:sz w:val="18"/>
+              </w:rPr>
+            </w:r>
+            <w:r>
+              <w:rPr>
+                <w:b w:val="0"/>
+                <w:sz w:val="18"/>
+              </w:rPr>
+              <w:t>Funcionamento normal</w:t>
+            </w:r>
+          </w:p>
+        </w:tc>
+      </w:tr>
+      <w:tr>
+        <w:tc>
+          <w:tcPr>
+            <w:tcW w:type="dxa" w:w="2197"/>
+          </w:tcPr>
+          <w:p>
+            <w:pPr>
+              <w:spacing w:after="40"/>
+              <w:jc w:val="left"/>
+            </w:pPr>
+            <w:r>
+              <w:rPr>
+                <w:sz w:val="18"/>
+              </w:rPr>
+            </w:r>
+            <w:r>
+              <w:rPr>
+                <w:b w:val="0"/>
+                <w:sz w:val="18"/>
+              </w:rPr>
+              <w:t>D4</w:t>
+            </w:r>
+          </w:p>
+        </w:tc>
+        <w:tc>
+          <w:tcPr>
+            <w:tcW w:type="dxa" w:w="2197"/>
+          </w:tcPr>
+          <w:p>
+            <w:pPr>
+              <w:spacing w:after="40"/>
+              <w:jc w:val="left"/>
+            </w:pPr>
+            <w:r>
+              <w:rPr>
+                <w:sz w:val="18"/>
+              </w:rPr>
+            </w:r>
+            <w:r>
+              <w:rPr>
+                <w:b w:val="0"/>
+                <w:sz w:val="18"/>
+              </w:rPr>
+              <w:t>Retoques de pintura e pequenos acabamentos</w:t>
+            </w:r>
+          </w:p>
+        </w:tc>
+        <w:tc>
+          <w:tcPr>
+            <w:tcW w:type="dxa" w:w="2197"/>
+          </w:tcPr>
+          <w:p>
+            <w:pPr>
+              <w:spacing w:after="40"/>
+              <w:jc w:val="left"/>
+            </w:pPr>
+            <w:r>
+              <w:rPr>
+                <w:sz w:val="18"/>
+              </w:rPr>
+            </w:r>
+            <w:r>
+              <w:rPr>
+                <w:b w:val="0"/>
+                <w:sz w:val="18"/>
+              </w:rPr>
+              <w:t>Mensal</w:t>
+            </w:r>
+          </w:p>
+        </w:tc>
+        <w:tc>
+          <w:tcPr>
+            <w:tcW w:type="dxa" w:w="2197"/>
+          </w:tcPr>
+          <w:p>
+            <w:pPr>
+              <w:spacing w:after="40"/>
+              <w:jc w:val="left"/>
+            </w:pPr>
+            <w:r>
+              <w:rPr>
+                <w:sz w:val="18"/>
+              </w:rPr>
+            </w:r>
+            <w:r>
+              <w:rPr>
+                <w:b w:val="0"/>
+                <w:sz w:val="18"/>
+              </w:rPr>
+              <w:t>Sem marcas visíveis</w:t>
+            </w:r>
+          </w:p>
+        </w:tc>
+      </w:tr>
+      <w:tr>
+        <w:tc>
+          <w:tcPr>
+            <w:tcW w:type="dxa" w:w="2197"/>
+          </w:tcPr>
+          <w:p>
+            <w:pPr>
+              <w:spacing w:after="40"/>
+              <w:jc w:val="left"/>
+            </w:pPr>
+            <w:r>
+              <w:rPr>
+                <w:sz w:val="18"/>
+              </w:rPr>
+            </w:r>
+            <w:r>
+              <w:rPr>
+                <w:b w:val="0"/>
+                <w:sz w:val="18"/>
+              </w:rPr>
+              <w:t>D5</w:t>
+            </w:r>
+          </w:p>
+        </w:tc>
+        <w:tc>
+          <w:tcPr>
+            <w:tcW w:type="dxa" w:w="2197"/>
+          </w:tcPr>
+          <w:p>
+            <w:pPr>
+              <w:spacing w:after="40"/>
+              <w:jc w:val="left"/>
+            </w:pPr>
+            <w:r>
+              <w:rPr>
+                <w:sz w:val="18"/>
+              </w:rPr>
+            </w:r>
+            <w:r>
+              <w:rPr>
+                <w:b w:val="0"/>
+                <w:sz w:val="18"/>
+              </w:rPr>
+              <w:t>Verificação preventiva de instalações aparentes</w:t>
+            </w:r>
+          </w:p>
+        </w:tc>
+        <w:tc>
+          <w:tcPr>
+            <w:tcW w:type="dxa" w:w="2197"/>
+          </w:tcPr>
+          <w:p>
+            <w:pPr>
+              <w:spacing w:after="40"/>
+              <w:jc w:val="left"/>
+            </w:pPr>
+            <w:r>
+              <w:rPr>
+                <w:sz w:val="18"/>
+              </w:rPr>
+            </w:r>
+            <w:r>
+              <w:rPr>
+                <w:b w:val="0"/>
+                <w:sz w:val="18"/>
+              </w:rPr>
+              <w:t>Semanal</w:t>
+            </w:r>
+          </w:p>
+        </w:tc>
+        <w:tc>
+          <w:tcPr>
+            <w:tcW w:type="dxa" w:w="2197"/>
+          </w:tcPr>
+          <w:p>
+            <w:pPr>
+              <w:spacing w:after="40"/>
+              <w:jc w:val="left"/>
+            </w:pPr>
+            <w:r>
+              <w:rPr>
+                <w:sz w:val="18"/>
+              </w:rPr>
+            </w:r>
+            <w:r>
+              <w:rPr>
+                <w:b w:val="0"/>
+                <w:sz w:val="18"/>
+              </w:rPr>
+              <w:t>Checklist preenchido</w:t>
+            </w:r>
+          </w:p>
+        </w:tc>
+      </w:tr>
+      <w:tr>
+        <w:tc>
+          <w:tcPr>
+            <w:tcW w:type="dxa" w:w="2197"/>
+          </w:tcPr>
+          <w:p>
+            <w:pPr>
+              <w:spacing w:after="40"/>
+              <w:jc w:val="left"/>
+            </w:pPr>
+            <w:r>
+              <w:rPr>
+                <w:sz w:val="18"/>
+              </w:rPr>
+            </w:r>
+            <w:r>
+              <w:rPr>
+                <w:b w:val="0"/>
+                <w:sz w:val="18"/>
+              </w:rPr>
+              <w:t>D6</w:t>
+            </w:r>
+          </w:p>
+        </w:tc>
+        <w:tc>
+          <w:tcPr>
+            <w:tcW w:type="dxa" w:w="2197"/>
+          </w:tcPr>
+          <w:p>
+            <w:pPr>
+              <w:spacing w:after="40"/>
+              <w:jc w:val="left"/>
+            </w:pPr>
+            <w:r>
+              <w:rPr>
+                <w:sz w:val="18"/>
+              </w:rPr>
+            </w:r>
+            <w:r>
+              <w:rPr>
+                <w:b w:val="0"/>
+                <w:sz w:val="18"/>
+              </w:rPr>
+              <w:t>Identificação, isolamento e comunicação de falha técnica</w:t>
+            </w:r>
+          </w:p>
+        </w:tc>
+        <w:tc>
+          <w:tcPr>
+            <w:tcW w:type="dxa" w:w="2197"/>
+          </w:tcPr>
+          <w:p>
+            <w:pPr>
+              <w:spacing w:after="40"/>
+              <w:jc w:val="left"/>
+            </w:pPr>
+            <w:r>
+              <w:rPr>
+                <w:sz w:val="18"/>
+              </w:rPr>
+            </w:r>
+            <w:r>
+              <w:rPr>
+                <w:b w:val="0"/>
+                <w:sz w:val="18"/>
+              </w:rPr>
+              <w:t>A cada ocorrência</w:t>
+            </w:r>
+          </w:p>
+        </w:tc>
+        <w:tc>
+          <w:tcPr>
+            <w:tcW w:type="dxa" w:w="2197"/>
+          </w:tcPr>
+          <w:p>
+            <w:pPr>
+              <w:spacing w:after="40"/>
+              <w:jc w:val="left"/>
+            </w:pPr>
+            <w:r>
+              <w:rPr>
+                <w:sz w:val="18"/>
+              </w:rPr>
+            </w:r>
+            <w:r>
+              <w:rPr>
+                <w:b w:val="0"/>
+                <w:sz w:val="18"/>
+              </w:rPr>
+              <w:t>Comunicação imediata à CONTRATANTE</w:t>
+            </w:r>
+          </w:p>
+        </w:tc>
+      </w:tr>
+    </w:tbl>
+    <w:p/>
+    <w:p>
+      <w:r>
+        <w:rPr>
+          <w:b/>
+        </w:rPr>
+        <w:t>Fora do Módulo D (Cláusula 1.5 b):</w:t>
+      </w:r>
+      <w:r>
+        <w:rPr>
+          <w:b w:val="0"/>
+        </w:rPr>
+        <w:t xml:space="preserve"> quadro geral e instalações elétricas energizadas (NR-10), gás, hidráulica de rede, sistemas de aquecimento, estrutura e obras civis. Nesses casos a CONTRATADA identifica, isola e comunica — quem executa é profissional habilitado contratado pela CONTRATANTE.</w:t>
+      </w:r>
+    </w:p>
+    <w:p>
+      <w:pPr>
+        <w:keepNext/>
+        <w:spacing w:before="360" w:after="160"/>
+        <w:jc w:val="left"/>
+      </w:pPr>
+      <w:r>
+        <w:rPr>
+          <w:b/>
+          <w:color w:val="C9A84C"/>
+          <w:sz w:val="25"/>
+        </w:rPr>
+        <w:t>I.7. Módulo E — Zeladoria e ronda de conservação</w:t>
+      </w:r>
+    </w:p>
+    <w:tbl>
+      <w:tblPr>
+        <w:tblStyle w:val="TableGrid"/>
+        <w:tblW w:type="auto" w:w="0"/>
+        <w:jc w:val="center"/>
+        <w:tblLook w:firstColumn="1" w:firstRow="1" w:lastColumn="0" w:lastRow="0" w:noHBand="0" w:noVBand="1" w:val="04A0"/>
+      </w:tblPr>
+      <w:tblGrid>
+        <w:gridCol w:w="2197"/>
+        <w:gridCol w:w="2197"/>
+        <w:gridCol w:w="2197"/>
+        <w:gridCol w:w="2197"/>
+      </w:tblGrid>
+      <w:tr>
+        <w:tc>
+          <w:tcPr>
+            <w:tcW w:type="dxa" w:w="2197"/>
+            <w:shd w:val="clear" w:fill="1C1C1C"/>
+          </w:tcPr>
+          <w:p>
+            <w:pPr>
+              <w:spacing w:after="40"/>
+              <w:jc w:val="left"/>
+            </w:pPr>
+            <w:r>
+              <w:rPr>
+                <w:color w:val="FFFFFF"/>
+                <w:sz w:val="18"/>
+              </w:rPr>
+            </w:r>
+            <w:r>
+              <w:rPr>
+                <w:b/>
+                <w:color w:val="FFFFFF"/>
+                <w:sz w:val="18"/>
+              </w:rPr>
+              <w:t>#</w:t>
+            </w:r>
+          </w:p>
+        </w:tc>
+        <w:tc>
+          <w:tcPr>
+            <w:tcW w:type="dxa" w:w="2197"/>
+            <w:shd w:val="clear" w:fill="1C1C1C"/>
+          </w:tcPr>
+          <w:p>
+            <w:pPr>
+              <w:spacing w:after="40"/>
+              <w:jc w:val="left"/>
+            </w:pPr>
+            <w:r>
+              <w:rPr>
+                <w:color w:val="FFFFFF"/>
+                <w:sz w:val="18"/>
+              </w:rPr>
+            </w:r>
+            <w:r>
+              <w:rPr>
+                <w:b/>
+                <w:color w:val="FFFFFF"/>
+                <w:sz w:val="18"/>
+              </w:rPr>
+              <w:t>Serviço</w:t>
+            </w:r>
+          </w:p>
+        </w:tc>
+        <w:tc>
+          <w:tcPr>
+            <w:tcW w:type="dxa" w:w="2197"/>
+            <w:shd w:val="clear" w:fill="1C1C1C"/>
+          </w:tcPr>
+          <w:p>
+            <w:pPr>
+              <w:spacing w:after="40"/>
+              <w:jc w:val="left"/>
+            </w:pPr>
+            <w:r>
+              <w:rPr>
+                <w:color w:val="FFFFFF"/>
+                <w:sz w:val="18"/>
+              </w:rPr>
+            </w:r>
+            <w:r>
+              <w:rPr>
+                <w:b/>
+                <w:color w:val="FFFFFF"/>
+                <w:sz w:val="18"/>
+              </w:rPr>
+              <w:t>Frequência mínima</w:t>
+            </w:r>
+          </w:p>
+        </w:tc>
+        <w:tc>
+          <w:tcPr>
+            <w:tcW w:type="dxa" w:w="2197"/>
+            <w:shd w:val="clear" w:fill="1C1C1C"/>
+          </w:tcPr>
+          <w:p>
+            <w:pPr>
+              <w:spacing w:after="40"/>
+              <w:jc w:val="left"/>
+            </w:pPr>
+            <w:r>
+              <w:rPr>
+                <w:color w:val="FFFFFF"/>
+                <w:sz w:val="18"/>
+              </w:rPr>
+            </w:r>
+            <w:r>
+              <w:rPr>
+                <w:b/>
+                <w:color w:val="FFFFFF"/>
+                <w:sz w:val="18"/>
+              </w:rPr>
+              <w:t>Padrão de entrega</w:t>
+            </w:r>
+          </w:p>
+        </w:tc>
+      </w:tr>
+      <w:tr>
+        <w:tc>
+          <w:tcPr>
+            <w:tcW w:type="dxa" w:w="2197"/>
+          </w:tcPr>
+          <w:p>
+            <w:pPr>
+              <w:spacing w:after="40"/>
+              <w:jc w:val="left"/>
+            </w:pPr>
+            <w:r>
+              <w:rPr>
+                <w:sz w:val="18"/>
+              </w:rPr>
+            </w:r>
+            <w:r>
+              <w:rPr>
+                <w:b w:val="0"/>
+                <w:sz w:val="18"/>
+              </w:rPr>
+              <w:t>E1</w:t>
+            </w:r>
+          </w:p>
+        </w:tc>
+        <w:tc>
+          <w:tcPr>
+            <w:tcW w:type="dxa" w:w="2197"/>
+          </w:tcPr>
+          <w:p>
+            <w:pPr>
+              <w:spacing w:after="40"/>
+              <w:jc w:val="left"/>
+            </w:pPr>
+            <w:r>
+              <w:rPr>
+                <w:sz w:val="18"/>
+              </w:rPr>
+            </w:r>
+            <w:r>
+              <w:rPr>
+                <w:b w:val="0"/>
+                <w:sz w:val="18"/>
+              </w:rPr>
+              <w:t>Ronda de conservação do imóvel, instalações e acessos</w:t>
+            </w:r>
+          </w:p>
+        </w:tc>
+        <w:tc>
+          <w:tcPr>
+            <w:tcW w:type="dxa" w:w="2197"/>
+          </w:tcPr>
+          <w:p>
+            <w:pPr>
+              <w:spacing w:after="40"/>
+              <w:jc w:val="left"/>
+            </w:pPr>
+            <w:r>
+              <w:rPr>
+                <w:sz w:val="18"/>
+              </w:rPr>
+            </w:r>
+            <w:r>
+              <w:rPr>
+                <w:b w:val="0"/>
+                <w:sz w:val="18"/>
+              </w:rPr>
+              <w:t>Diária</w:t>
+            </w:r>
+          </w:p>
+        </w:tc>
+        <w:tc>
+          <w:tcPr>
+            <w:tcW w:type="dxa" w:w="2197"/>
+          </w:tcPr>
+          <w:p>
+            <w:pPr>
+              <w:spacing w:after="40"/>
+              <w:jc w:val="left"/>
+            </w:pPr>
+            <w:r>
+              <w:rPr>
+                <w:sz w:val="18"/>
+              </w:rPr>
+            </w:r>
+            <w:r>
+              <w:rPr>
+                <w:b w:val="0"/>
+                <w:sz w:val="18"/>
+              </w:rPr>
+              <w:t>Checklist com registro fotográfico</w:t>
+            </w:r>
+          </w:p>
+        </w:tc>
+      </w:tr>
+      <w:tr>
+        <w:tc>
+          <w:tcPr>
+            <w:tcW w:type="dxa" w:w="2197"/>
+          </w:tcPr>
+          <w:p>
+            <w:pPr>
+              <w:spacing w:after="40"/>
+              <w:jc w:val="left"/>
+            </w:pPr>
+            <w:r>
+              <w:rPr>
+                <w:sz w:val="18"/>
+              </w:rPr>
+            </w:r>
+            <w:r>
+              <w:rPr>
+                <w:b w:val="0"/>
+                <w:sz w:val="18"/>
+              </w:rPr>
+              <w:t>E2</w:t>
+            </w:r>
+          </w:p>
+        </w:tc>
+        <w:tc>
+          <w:tcPr>
+            <w:tcW w:type="dxa" w:w="2197"/>
+          </w:tcPr>
+          <w:p>
+            <w:pPr>
+              <w:spacing w:after="40"/>
+              <w:jc w:val="left"/>
+            </w:pPr>
+            <w:r>
+              <w:rPr>
+                <w:sz w:val="18"/>
+              </w:rPr>
+            </w:r>
+            <w:r>
+              <w:rPr>
+                <w:b w:val="0"/>
+                <w:sz w:val="18"/>
+              </w:rPr>
+              <w:t>Conferência de fechamento (portões, luzes, equipamentos)</w:t>
+            </w:r>
+          </w:p>
+        </w:tc>
+        <w:tc>
+          <w:tcPr>
+            <w:tcW w:type="dxa" w:w="2197"/>
+          </w:tcPr>
+          <w:p>
+            <w:pPr>
+              <w:spacing w:after="40"/>
+              <w:jc w:val="left"/>
+            </w:pPr>
+            <w:r>
+              <w:rPr>
+                <w:sz w:val="18"/>
+              </w:rPr>
+            </w:r>
+            <w:r>
+              <w:rPr>
+                <w:b w:val="0"/>
+                <w:sz w:val="18"/>
+              </w:rPr>
+              <w:t>Diária</w:t>
+            </w:r>
+          </w:p>
+        </w:tc>
+        <w:tc>
+          <w:tcPr>
+            <w:tcW w:type="dxa" w:w="2197"/>
+          </w:tcPr>
+          <w:p>
+            <w:pPr>
+              <w:spacing w:after="40"/>
+              <w:jc w:val="left"/>
+            </w:pPr>
+            <w:r>
+              <w:rPr>
+                <w:sz w:val="18"/>
+              </w:rPr>
+            </w:r>
+            <w:r>
+              <w:rPr>
+                <w:b w:val="0"/>
+                <w:sz w:val="18"/>
+              </w:rPr>
+              <w:t>Registro no relatório</w:t>
+            </w:r>
+          </w:p>
+        </w:tc>
+      </w:tr>
+      <w:tr>
+        <w:tc>
+          <w:tcPr>
+            <w:tcW w:type="dxa" w:w="2197"/>
+          </w:tcPr>
+          <w:p>
+            <w:pPr>
+              <w:spacing w:after="40"/>
+              <w:jc w:val="left"/>
+            </w:pPr>
+            <w:r>
+              <w:rPr>
+                <w:sz w:val="18"/>
+              </w:rPr>
+            </w:r>
+            <w:r>
+              <w:rPr>
+                <w:b w:val="0"/>
+                <w:sz w:val="18"/>
+              </w:rPr>
+              <w:t>E3</w:t>
+            </w:r>
+          </w:p>
+        </w:tc>
+        <w:tc>
+          <w:tcPr>
+            <w:tcW w:type="dxa" w:w="2197"/>
+          </w:tcPr>
+          <w:p>
+            <w:pPr>
+              <w:spacing w:after="40"/>
+              <w:jc w:val="left"/>
+            </w:pPr>
+            <w:r>
+              <w:rPr>
+                <w:sz w:val="18"/>
+              </w:rPr>
+            </w:r>
+            <w:r>
+              <w:rPr>
+                <w:b w:val="0"/>
+                <w:sz w:val="18"/>
+              </w:rPr>
+              <w:t>Guarda e controle de chaves, controles e códigos de acesso</w:t>
+            </w:r>
+          </w:p>
+        </w:tc>
+        <w:tc>
+          <w:tcPr>
+            <w:tcW w:type="dxa" w:w="2197"/>
+          </w:tcPr>
+          <w:p>
+            <w:pPr>
+              <w:spacing w:after="40"/>
+              <w:jc w:val="left"/>
+            </w:pPr>
+            <w:r>
+              <w:rPr>
+                <w:sz w:val="18"/>
+              </w:rPr>
+            </w:r>
+            <w:r>
+              <w:rPr>
+                <w:b w:val="0"/>
+                <w:sz w:val="18"/>
+              </w:rPr>
+              <w:t>Contínua</w:t>
+            </w:r>
+          </w:p>
+        </w:tc>
+        <w:tc>
+          <w:tcPr>
+            <w:tcW w:type="dxa" w:w="2197"/>
+          </w:tcPr>
+          <w:p>
+            <w:pPr>
+              <w:spacing w:after="40"/>
+              <w:jc w:val="left"/>
+            </w:pPr>
+            <w:r>
+              <w:rPr>
+                <w:sz w:val="18"/>
+              </w:rPr>
+            </w:r>
+            <w:r>
+              <w:rPr>
+                <w:b w:val="0"/>
+                <w:sz w:val="18"/>
+              </w:rPr>
+              <w:t>Inventário conferido semanalmente</w:t>
+            </w:r>
+          </w:p>
+        </w:tc>
+      </w:tr>
+      <w:tr>
+        <w:tc>
+          <w:tcPr>
+            <w:tcW w:type="dxa" w:w="2197"/>
+          </w:tcPr>
+          <w:p>
+            <w:pPr>
+              <w:spacing w:after="40"/>
+              <w:jc w:val="left"/>
+            </w:pPr>
+            <w:r>
+              <w:rPr>
+                <w:sz w:val="18"/>
+              </w:rPr>
+            </w:r>
+            <w:r>
+              <w:rPr>
+                <w:b w:val="0"/>
+                <w:sz w:val="18"/>
+              </w:rPr>
+              <w:t>E4</w:t>
+            </w:r>
+          </w:p>
+        </w:tc>
+        <w:tc>
+          <w:tcPr>
+            <w:tcW w:type="dxa" w:w="2197"/>
+          </w:tcPr>
+          <w:p>
+            <w:pPr>
+              <w:spacing w:after="40"/>
+              <w:jc w:val="left"/>
+            </w:pPr>
+            <w:r>
+              <w:rPr>
+                <w:sz w:val="18"/>
+              </w:rPr>
+            </w:r>
+            <w:r>
+              <w:rPr>
+                <w:b w:val="0"/>
+                <w:sz w:val="18"/>
+              </w:rPr>
+              <w:t>Comunicação de anormalidade, sinistro ou invasão</w:t>
+            </w:r>
+          </w:p>
+        </w:tc>
+        <w:tc>
+          <w:tcPr>
+            <w:tcW w:type="dxa" w:w="2197"/>
+          </w:tcPr>
+          <w:p>
+            <w:pPr>
+              <w:spacing w:after="40"/>
+              <w:jc w:val="left"/>
+            </w:pPr>
+            <w:r>
+              <w:rPr>
+                <w:sz w:val="18"/>
+              </w:rPr>
+            </w:r>
+            <w:r>
+              <w:rPr>
+                <w:b w:val="0"/>
+                <w:sz w:val="18"/>
+              </w:rPr>
+              <w:t>Imediata</w:t>
+            </w:r>
+          </w:p>
+        </w:tc>
+        <w:tc>
+          <w:tcPr>
+            <w:tcW w:type="dxa" w:w="2197"/>
+          </w:tcPr>
+          <w:p>
+            <w:pPr>
+              <w:spacing w:after="40"/>
+              <w:jc w:val="left"/>
+            </w:pPr>
+            <w:r>
+              <w:rPr>
+                <w:sz w:val="18"/>
+              </w:rPr>
+            </w:r>
+            <w:r>
+              <w:rPr>
+                <w:b w:val="0"/>
+                <w:sz w:val="18"/>
+              </w:rPr>
+              <w:t>Acionamento da CONTRATANTE e das autoridades</w:t>
+            </w:r>
+          </w:p>
+        </w:tc>
+      </w:tr>
+    </w:tbl>
+    <w:p/>
+    <w:p>
+      <w:r>
+        <w:rPr>
+          <w:b/>
+        </w:rPr>
+        <w:t>Natureza do Módulo E (Cláusula 1.5 a):</w:t>
+      </w:r>
+      <w:r>
+        <w:rPr>
+          <w:b w:val="0"/>
+        </w:rPr>
+        <w:t xml:space="preserve"> conservação e presença, </w:t>
+      </w:r>
+      <w:r>
+        <w:rPr>
+          <w:b/>
+        </w:rPr>
+        <w:t>não</w:t>
+      </w:r>
+      <w:r>
+        <w:rPr>
+          <w:b w:val="0"/>
+        </w:rPr>
+        <w:t xml:space="preserve"> vigilância. Vedado portar arma, revistar pessoas ou bagagens, abordar, conter fisicamente, perseguir ou deter qualquer pessoa. Diante de ocorrência de segurança: acionar a CONTRATANTE e a autoridade pública, sem intervir.</w:t>
+      </w:r>
+    </w:p>
+    <w:p>
+      <w:pPr>
+        <w:keepNext/>
+        <w:spacing w:before="360" w:after="160"/>
+        <w:jc w:val="left"/>
+      </w:pPr>
+      <w:r>
+        <w:rPr>
+          <w:b/>
+          <w:color w:val="C9A84C"/>
+          <w:sz w:val="25"/>
+        </w:rPr>
+        <w:t>I.8. Módulo F — Apoio administrativo e recebimento de valores</w:t>
+      </w:r>
+    </w:p>
+    <w:tbl>
+      <w:tblPr>
+        <w:tblStyle w:val="TableGrid"/>
+        <w:tblW w:type="auto" w:w="0"/>
+        <w:jc w:val="center"/>
+        <w:tblLook w:firstColumn="1" w:firstRow="1" w:lastColumn="0" w:lastRow="0" w:noHBand="0" w:noVBand="1" w:val="04A0"/>
+      </w:tblPr>
+      <w:tblGrid>
+        <w:gridCol w:w="2197"/>
+        <w:gridCol w:w="2197"/>
+        <w:gridCol w:w="2197"/>
+        <w:gridCol w:w="2197"/>
+      </w:tblGrid>
+      <w:tr>
+        <w:tc>
+          <w:tcPr>
+            <w:tcW w:type="dxa" w:w="2197"/>
+            <w:shd w:val="clear" w:fill="1C1C1C"/>
+          </w:tcPr>
+          <w:p>
+            <w:pPr>
+              <w:spacing w:after="40"/>
+              <w:jc w:val="left"/>
+            </w:pPr>
+            <w:r>
+              <w:rPr>
+                <w:color w:val="FFFFFF"/>
+                <w:sz w:val="18"/>
+              </w:rPr>
+            </w:r>
+            <w:r>
+              <w:rPr>
+                <w:b/>
+                <w:color w:val="FFFFFF"/>
+                <w:sz w:val="18"/>
+              </w:rPr>
+              <w:t>#</w:t>
+            </w:r>
+          </w:p>
+        </w:tc>
+        <w:tc>
+          <w:tcPr>
+            <w:tcW w:type="dxa" w:w="2197"/>
+            <w:shd w:val="clear" w:fill="1C1C1C"/>
+          </w:tcPr>
+          <w:p>
+            <w:pPr>
+              <w:spacing w:after="40"/>
+              <w:jc w:val="left"/>
+            </w:pPr>
+            <w:r>
+              <w:rPr>
+                <w:color w:val="FFFFFF"/>
+                <w:sz w:val="18"/>
+              </w:rPr>
+            </w:r>
+            <w:r>
+              <w:rPr>
+                <w:b/>
+                <w:color w:val="FFFFFF"/>
+                <w:sz w:val="18"/>
+              </w:rPr>
+              <w:t>Serviço</w:t>
+            </w:r>
+          </w:p>
+        </w:tc>
+        <w:tc>
+          <w:tcPr>
+            <w:tcW w:type="dxa" w:w="2197"/>
+            <w:shd w:val="clear" w:fill="1C1C1C"/>
+          </w:tcPr>
+          <w:p>
+            <w:pPr>
+              <w:spacing w:after="40"/>
+              <w:jc w:val="left"/>
+            </w:pPr>
+            <w:r>
+              <w:rPr>
+                <w:color w:val="FFFFFF"/>
+                <w:sz w:val="18"/>
+              </w:rPr>
+            </w:r>
+            <w:r>
+              <w:rPr>
+                <w:b/>
+                <w:color w:val="FFFFFF"/>
+                <w:sz w:val="18"/>
+              </w:rPr>
+              <w:t>Frequência / gatilho</w:t>
+            </w:r>
+          </w:p>
+        </w:tc>
+        <w:tc>
+          <w:tcPr>
+            <w:tcW w:type="dxa" w:w="2197"/>
+            <w:shd w:val="clear" w:fill="1C1C1C"/>
+          </w:tcPr>
+          <w:p>
+            <w:pPr>
+              <w:spacing w:after="40"/>
+              <w:jc w:val="left"/>
+            </w:pPr>
+            <w:r>
+              <w:rPr>
+                <w:color w:val="FFFFFF"/>
+                <w:sz w:val="18"/>
+              </w:rPr>
+            </w:r>
+            <w:r>
+              <w:rPr>
+                <w:b/>
+                <w:color w:val="FFFFFF"/>
+                <w:sz w:val="18"/>
+              </w:rPr>
+              <w:t>Padrão de entrega</w:t>
+            </w:r>
+          </w:p>
+        </w:tc>
+      </w:tr>
+      <w:tr>
+        <w:tc>
+          <w:tcPr>
+            <w:tcW w:type="dxa" w:w="2197"/>
+          </w:tcPr>
+          <w:p>
+            <w:pPr>
+              <w:spacing w:after="40"/>
+              <w:jc w:val="left"/>
+            </w:pPr>
+            <w:r>
+              <w:rPr>
+                <w:sz w:val="18"/>
+              </w:rPr>
+            </w:r>
+            <w:r>
+              <w:rPr>
+                <w:b w:val="0"/>
+                <w:sz w:val="18"/>
+              </w:rPr>
+              <w:t>F1</w:t>
+            </w:r>
+          </w:p>
+        </w:tc>
+        <w:tc>
+          <w:tcPr>
+            <w:tcW w:type="dxa" w:w="2197"/>
+          </w:tcPr>
+          <w:p>
+            <w:pPr>
+              <w:spacing w:after="40"/>
+              <w:jc w:val="left"/>
+            </w:pPr>
+            <w:r>
+              <w:rPr>
+                <w:sz w:val="18"/>
+              </w:rPr>
+            </w:r>
+            <w:r>
+              <w:rPr>
+                <w:b w:val="0"/>
+                <w:sz w:val="18"/>
+              </w:rPr>
+              <w:t>Recebimento de pagamentos por meios da CONTRATANTE</w:t>
+            </w:r>
+          </w:p>
+        </w:tc>
+        <w:tc>
+          <w:tcPr>
+            <w:tcW w:type="dxa" w:w="2197"/>
+          </w:tcPr>
+          <w:p>
+            <w:pPr>
+              <w:spacing w:after="40"/>
+              <w:jc w:val="left"/>
+            </w:pPr>
+            <w:r>
+              <w:rPr>
+                <w:sz w:val="18"/>
+              </w:rPr>
+            </w:r>
+            <w:r>
+              <w:rPr>
+                <w:b w:val="0"/>
+                <w:sz w:val="18"/>
+              </w:rPr>
+              <w:t>A cada transação</w:t>
+            </w:r>
+          </w:p>
+        </w:tc>
+        <w:tc>
+          <w:tcPr>
+            <w:tcW w:type="dxa" w:w="2197"/>
+          </w:tcPr>
+          <w:p>
+            <w:pPr>
+              <w:spacing w:after="40"/>
+              <w:jc w:val="left"/>
+            </w:pPr>
+            <w:r>
+              <w:rPr>
+                <w:sz w:val="18"/>
+              </w:rPr>
+            </w:r>
+            <w:r>
+              <w:rPr>
+                <w:b w:val="0"/>
+                <w:sz w:val="18"/>
+              </w:rPr>
+              <w:t>Somente link, maquininha ou PIX do CNPJ 55.493.012/0001-97</w:t>
+            </w:r>
+          </w:p>
+        </w:tc>
+      </w:tr>
+      <w:tr>
+        <w:tc>
+          <w:tcPr>
+            <w:tcW w:type="dxa" w:w="2197"/>
+          </w:tcPr>
+          <w:p>
+            <w:pPr>
+              <w:spacing w:after="40"/>
+              <w:jc w:val="left"/>
+            </w:pPr>
+            <w:r>
+              <w:rPr>
+                <w:sz w:val="18"/>
+              </w:rPr>
+            </w:r>
+            <w:r>
+              <w:rPr>
+                <w:b w:val="0"/>
+                <w:sz w:val="18"/>
+              </w:rPr>
+              <w:t>F2</w:t>
+            </w:r>
+          </w:p>
+        </w:tc>
+        <w:tc>
+          <w:tcPr>
+            <w:tcW w:type="dxa" w:w="2197"/>
+          </w:tcPr>
+          <w:p>
+            <w:pPr>
+              <w:spacing w:after="40"/>
+              <w:jc w:val="left"/>
+            </w:pPr>
+            <w:r>
+              <w:rPr>
+                <w:sz w:val="18"/>
+              </w:rPr>
+            </w:r>
+            <w:r>
+              <w:rPr>
+                <w:b w:val="0"/>
+                <w:sz w:val="18"/>
+              </w:rPr>
+              <w:t>Prestação de contas e conciliação</w:t>
+            </w:r>
+          </w:p>
+        </w:tc>
+        <w:tc>
+          <w:tcPr>
+            <w:tcW w:type="dxa" w:w="2197"/>
+          </w:tcPr>
+          <w:p>
+            <w:pPr>
+              <w:spacing w:after="40"/>
+              <w:jc w:val="left"/>
+            </w:pPr>
+            <w:r>
+              <w:rPr>
+                <w:sz w:val="18"/>
+              </w:rPr>
+            </w:r>
+            <w:r>
+              <w:rPr>
+                <w:b w:val="0"/>
+                <w:sz w:val="18"/>
+              </w:rPr>
+              <w:t>Diária</w:t>
+            </w:r>
+          </w:p>
+        </w:tc>
+        <w:tc>
+          <w:tcPr>
+            <w:tcW w:type="dxa" w:w="2197"/>
+          </w:tcPr>
+          <w:p>
+            <w:pPr>
+              <w:spacing w:after="40"/>
+              <w:jc w:val="left"/>
+            </w:pPr>
+            <w:r>
+              <w:rPr>
+                <w:sz w:val="18"/>
+              </w:rPr>
+            </w:r>
+            <w:r>
+              <w:rPr>
+                <w:b w:val="0"/>
+                <w:sz w:val="18"/>
+              </w:rPr>
+              <w:t>Enviada até o fim do dia seguinte</w:t>
+            </w:r>
+          </w:p>
+        </w:tc>
+      </w:tr>
+      <w:tr>
+        <w:tc>
+          <w:tcPr>
+            <w:tcW w:type="dxa" w:w="2197"/>
+          </w:tcPr>
+          <w:p>
+            <w:pPr>
+              <w:spacing w:after="40"/>
+              <w:jc w:val="left"/>
+            </w:pPr>
+            <w:r>
+              <w:rPr>
+                <w:sz w:val="18"/>
+              </w:rPr>
+            </w:r>
+            <w:r>
+              <w:rPr>
+                <w:b w:val="0"/>
+                <w:sz w:val="18"/>
+              </w:rPr>
+              <w:t>F3</w:t>
+            </w:r>
+          </w:p>
+        </w:tc>
+        <w:tc>
+          <w:tcPr>
+            <w:tcW w:type="dxa" w:w="2197"/>
+          </w:tcPr>
+          <w:p>
+            <w:pPr>
+              <w:spacing w:after="40"/>
+              <w:jc w:val="left"/>
+            </w:pPr>
+            <w:r>
+              <w:rPr>
+                <w:sz w:val="18"/>
+              </w:rPr>
+            </w:r>
+            <w:r>
+              <w:rPr>
+                <w:b w:val="0"/>
+                <w:sz w:val="18"/>
+              </w:rPr>
+              <w:t>Conferência de consumo de frigobar e extras</w:t>
+            </w:r>
+          </w:p>
+        </w:tc>
+        <w:tc>
+          <w:tcPr>
+            <w:tcW w:type="dxa" w:w="2197"/>
+          </w:tcPr>
+          <w:p>
+            <w:pPr>
+              <w:spacing w:after="40"/>
+              <w:jc w:val="left"/>
+            </w:pPr>
+            <w:r>
+              <w:rPr>
+                <w:sz w:val="18"/>
+              </w:rPr>
+            </w:r>
+            <w:r>
+              <w:rPr>
+                <w:b w:val="0"/>
+                <w:sz w:val="18"/>
+              </w:rPr>
+              <w:t>A cada check-out</w:t>
+            </w:r>
+          </w:p>
+        </w:tc>
+        <w:tc>
+          <w:tcPr>
+            <w:tcW w:type="dxa" w:w="2197"/>
+          </w:tcPr>
+          <w:p>
+            <w:pPr>
+              <w:spacing w:after="40"/>
+              <w:jc w:val="left"/>
+            </w:pPr>
+            <w:r>
+              <w:rPr>
+                <w:sz w:val="18"/>
+              </w:rPr>
+            </w:r>
+            <w:r>
+              <w:rPr>
+                <w:b w:val="0"/>
+                <w:sz w:val="18"/>
+              </w:rPr>
+              <w:t>Lançado no PMS antes da liberação</w:t>
+            </w:r>
+          </w:p>
+        </w:tc>
+      </w:tr>
+      <w:tr>
+        <w:tc>
+          <w:tcPr>
+            <w:tcW w:type="dxa" w:w="2197"/>
+          </w:tcPr>
+          <w:p>
+            <w:pPr>
+              <w:spacing w:after="40"/>
+              <w:jc w:val="left"/>
+            </w:pPr>
+            <w:r>
+              <w:rPr>
+                <w:sz w:val="18"/>
+              </w:rPr>
+            </w:r>
+            <w:r>
+              <w:rPr>
+                <w:b w:val="0"/>
+                <w:sz w:val="18"/>
+              </w:rPr>
+              <w:t>F4</w:t>
+            </w:r>
+          </w:p>
+        </w:tc>
+        <w:tc>
+          <w:tcPr>
+            <w:tcW w:type="dxa" w:w="2197"/>
+          </w:tcPr>
+          <w:p>
+            <w:pPr>
+              <w:spacing w:after="40"/>
+              <w:jc w:val="left"/>
+            </w:pPr>
+            <w:r>
+              <w:rPr>
+                <w:sz w:val="18"/>
+              </w:rPr>
+            </w:r>
+            <w:r>
+              <w:rPr>
+                <w:b w:val="0"/>
+                <w:sz w:val="18"/>
+              </w:rPr>
+              <w:t>Controle de pequenas despesas com fundo fixo</w:t>
+            </w:r>
+          </w:p>
+        </w:tc>
+        <w:tc>
+          <w:tcPr>
+            <w:tcW w:type="dxa" w:w="2197"/>
+          </w:tcPr>
+          <w:p>
+            <w:pPr>
+              <w:spacing w:after="40"/>
+              <w:jc w:val="left"/>
+            </w:pPr>
+            <w:r>
+              <w:rPr>
+                <w:sz w:val="18"/>
+              </w:rPr>
+            </w:r>
+            <w:r>
+              <w:rPr>
+                <w:b w:val="0"/>
+                <w:sz w:val="18"/>
+              </w:rPr>
+              <w:t>Semanal</w:t>
+            </w:r>
+          </w:p>
+        </w:tc>
+        <w:tc>
+          <w:tcPr>
+            <w:tcW w:type="dxa" w:w="2197"/>
+          </w:tcPr>
+          <w:p>
+            <w:pPr>
+              <w:spacing w:after="40"/>
+              <w:jc w:val="left"/>
+            </w:pPr>
+            <w:r>
+              <w:rPr>
+                <w:sz w:val="18"/>
+              </w:rPr>
+            </w:r>
+            <w:r>
+              <w:rPr>
+                <w:b w:val="0"/>
+                <w:sz w:val="18"/>
+              </w:rPr>
+              <w:t>Comprovantes anexados</w:t>
+            </w:r>
+          </w:p>
+        </w:tc>
+      </w:tr>
+    </w:tbl>
+    <w:p/>
+    <w:p>
+      <w:r>
+        <w:rPr>
+          <w:b/>
+        </w:rPr>
+        <w:t>Regras obrigatórias do Módulo F (Cláusula 3.10):</w:t>
+      </w:r>
+      <w:r>
+        <w:rPr>
+          <w:b w:val="0"/>
+        </w:rPr>
+        <w:t xml:space="preserve"> vedado receber em conta, PIX ou maquininha da CONTRATADA ou de seus prepostos; vedado receber em espécie sem autorização escrita (com depósito em 24h); vedado guardar numerário na Casa de Operações; obrigatório seguro de fidelidade funcional (Cláusula 14.2).</w:t>
+      </w:r>
+    </w:p>
+    <w:p>
+      <w:pPr>
+        <w:keepNext/>
+        <w:spacing w:before="360" w:after="160"/>
+        <w:jc w:val="left"/>
+      </w:pPr>
+      <w:r>
+        <w:rPr>
+          <w:b/>
+          <w:color w:val="C9A84C"/>
+          <w:sz w:val="25"/>
+        </w:rPr>
+        <w:t>I.9. Janelas operacionais</w:t>
       </w:r>
     </w:p>
     <w:p>
@@ -2135,7 +5245,7 @@
           <w:color w:val="C9A84C"/>
           <w:sz w:val="25"/>
         </w:rPr>
-        <w:t>I.4. Indicadores de desempenho (SLA)</w:t>
+        <w:t>I.10. Indicadores de desempenho (SLA)</w:t>
       </w:r>
     </w:p>
     <w:tbl>
@@ -2439,6 +5549,198 @@
                 <w:sz w:val="18"/>
               </w:rPr>
               <w:t>≥ 9,0</w:t>
+            </w:r>
+          </w:p>
+        </w:tc>
+      </w:tr>
+      <w:tr>
+        <w:tc>
+          <w:tcPr>
+            <w:tcW w:type="dxa" w:w="4394"/>
+          </w:tcPr>
+          <w:p>
+            <w:pPr>
+              <w:spacing w:after="40"/>
+              <w:jc w:val="left"/>
+            </w:pPr>
+            <w:r>
+              <w:rPr>
+                <w:sz w:val="18"/>
+              </w:rPr>
+            </w:r>
+            <w:r>
+              <w:rPr>
+                <w:b w:val="0"/>
+                <w:sz w:val="18"/>
+              </w:rPr>
+              <w:t>Check-ins realizados no horário acordado com o hóspede</w:t>
+            </w:r>
+          </w:p>
+        </w:tc>
+        <w:tc>
+          <w:tcPr>
+            <w:tcW w:type="dxa" w:w="4394"/>
+          </w:tcPr>
+          <w:p>
+            <w:pPr>
+              <w:spacing w:after="40"/>
+              <w:jc w:val="left"/>
+            </w:pPr>
+            <w:r>
+              <w:rPr>
+                <w:sz w:val="18"/>
+              </w:rPr>
+            </w:r>
+            <w:r>
+              <w:rPr>
+                <w:b w:val="0"/>
+                <w:sz w:val="18"/>
+              </w:rPr>
+              <w:t>≥ 98%</w:t>
+            </w:r>
+          </w:p>
+        </w:tc>
+      </w:tr>
+      <w:tr>
+        <w:tc>
+          <w:tcPr>
+            <w:tcW w:type="dxa" w:w="4394"/>
+          </w:tcPr>
+          <w:p>
+            <w:pPr>
+              <w:spacing w:after="40"/>
+              <w:jc w:val="left"/>
+            </w:pPr>
+            <w:r>
+              <w:rPr>
+                <w:sz w:val="18"/>
+              </w:rPr>
+            </w:r>
+            <w:r>
+              <w:rPr>
+                <w:b w:val="0"/>
+                <w:sz w:val="18"/>
+              </w:rPr>
+              <w:t>Primeira resposta a solicitação de hóspede (na janela)</w:t>
+            </w:r>
+          </w:p>
+        </w:tc>
+        <w:tc>
+          <w:tcPr>
+            <w:tcW w:type="dxa" w:w="4394"/>
+          </w:tcPr>
+          <w:p>
+            <w:pPr>
+              <w:spacing w:after="40"/>
+              <w:jc w:val="left"/>
+            </w:pPr>
+            <w:r>
+              <w:rPr>
+                <w:sz w:val="18"/>
+              </w:rPr>
+            </w:r>
+            <w:r>
+              <w:rPr>
+                <w:b w:val="0"/>
+                <w:sz w:val="18"/>
+              </w:rPr>
+              <w:t>≤ 15 min</w:t>
+            </w:r>
+          </w:p>
+        </w:tc>
+      </w:tr>
+      <w:tr>
+        <w:tc>
+          <w:tcPr>
+            <w:tcW w:type="dxa" w:w="4394"/>
+          </w:tcPr>
+          <w:p>
+            <w:pPr>
+              <w:spacing w:after="40"/>
+              <w:jc w:val="left"/>
+            </w:pPr>
+            <w:r>
+              <w:rPr>
+                <w:sz w:val="18"/>
+              </w:rPr>
+            </w:r>
+            <w:r>
+              <w:rPr>
+                <w:b w:val="0"/>
+                <w:sz w:val="18"/>
+              </w:rPr>
+              <w:t>Prestação de contas do Módulo F entregue</w:t>
+            </w:r>
+          </w:p>
+        </w:tc>
+        <w:tc>
+          <w:tcPr>
+            <w:tcW w:type="dxa" w:w="4394"/>
+          </w:tcPr>
+          <w:p>
+            <w:pPr>
+              <w:spacing w:after="40"/>
+              <w:jc w:val="left"/>
+            </w:pPr>
+            <w:r>
+              <w:rPr>
+                <w:sz w:val="18"/>
+              </w:rPr>
+            </w:r>
+            <w:r>
+              <w:rPr>
+                <w:b w:val="0"/>
+                <w:sz w:val="18"/>
+              </w:rPr>
+              <w:t>Até o fim do dia seguinte</w:t>
+            </w:r>
+          </w:p>
+        </w:tc>
+      </w:tr>
+      <w:tr>
+        <w:tc>
+          <w:tcPr>
+            <w:tcW w:type="dxa" w:w="4394"/>
+          </w:tcPr>
+          <w:p>
+            <w:pPr>
+              <w:spacing w:after="40"/>
+              <w:jc w:val="left"/>
+            </w:pPr>
+            <w:r>
+              <w:rPr>
+                <w:sz w:val="18"/>
+              </w:rPr>
+            </w:r>
+            <w:r>
+              <w:rPr>
+                <w:b w:val="0"/>
+                <w:sz w:val="18"/>
+              </w:rPr>
+              <w:t>Divergência de conciliação de valores</w:t>
+            </w:r>
+          </w:p>
+        </w:tc>
+        <w:tc>
+          <w:tcPr>
+            <w:tcW w:type="dxa" w:w="4394"/>
+          </w:tcPr>
+          <w:p>
+            <w:pPr>
+              <w:spacing w:after="40"/>
+              <w:jc w:val="left"/>
+            </w:pPr>
+            <w:r>
+              <w:rPr>
+                <w:sz w:val="18"/>
+              </w:rPr>
+            </w:r>
+            <w:r>
+              <w:rPr>
+                <w:b w:val="0"/>
+                <w:sz w:val="18"/>
+              </w:rPr>
+              <w:t>R$ 0,00</w:t>
             </w:r>
           </w:p>
         </w:tc>
@@ -2505,7 +5807,7 @@
           <w:color w:val="C9A84C"/>
           <w:sz w:val="25"/>
         </w:rPr>
-        <w:t>I.5. Insumos e equipamentos</w:t>
+        <w:t>I.11. Insumos e equipamentos</w:t>
       </w:r>
     </w:p>
     <w:p>
@@ -8828,6 +12130,100 @@
                 <w:sz w:val="18"/>
               </w:rPr>
               <w:t>Apólice de seguro de RC vigente (Cláusula 14)</w:t>
+            </w:r>
+          </w:p>
+        </w:tc>
+        <w:tc>
+          <w:tcPr>
+            <w:tcW w:type="dxa" w:w="2197"/>
+          </w:tcPr>
+          <w:p>
+            <w:pPr>
+              <w:spacing w:after="40"/>
+              <w:jc w:val="left"/>
+            </w:pPr>
+            <w:r>
+              <w:rPr>
+                <w:sz w:val="18"/>
+              </w:rPr>
+            </w:r>
+            <w:r>
+              <w:rPr>
+                <w:b w:val="0"/>
+                <w:sz w:val="18"/>
+              </w:rPr>
+              <w:t>Anual + comprovante de pagamento</w:t>
+            </w:r>
+          </w:p>
+        </w:tc>
+        <w:tc>
+          <w:tcPr>
+            <w:tcW w:type="dxa" w:w="2197"/>
+          </w:tcPr>
+          <w:p>
+            <w:pPr>
+              <w:spacing w:after="40"/>
+              <w:jc w:val="left"/>
+            </w:pPr>
+            <w:r>
+              <w:rPr>
+                <w:sz w:val="18"/>
+              </w:rPr>
+            </w:r>
+            <w:r>
+              <w:rPr>
+                <w:b w:val="0"/>
+                <w:sz w:val="18"/>
+              </w:rPr>
+              <w:t>( )</w:t>
+            </w:r>
+          </w:p>
+        </w:tc>
+      </w:tr>
+      <w:tr>
+        <w:tc>
+          <w:tcPr>
+            <w:tcW w:type="dxa" w:w="2197"/>
+          </w:tcPr>
+          <w:p>
+            <w:pPr>
+              <w:spacing w:after="40"/>
+              <w:jc w:val="left"/>
+            </w:pPr>
+            <w:r>
+              <w:rPr>
+                <w:sz w:val="18"/>
+              </w:rPr>
+            </w:r>
+            <w:r>
+              <w:rPr>
+                <w:b w:val="0"/>
+                <w:sz w:val="18"/>
+              </w:rPr>
+              <w:t>8.1</w:t>
+            </w:r>
+          </w:p>
+        </w:tc>
+        <w:tc>
+          <w:tcPr>
+            <w:tcW w:type="dxa" w:w="2197"/>
+          </w:tcPr>
+          <w:p>
+            <w:pPr>
+              <w:spacing w:after="40"/>
+              <w:jc w:val="left"/>
+            </w:pPr>
+            <w:r>
+              <w:rPr>
+                <w:sz w:val="18"/>
+              </w:rPr>
+            </w:r>
+            <w:r>
+              <w:rPr>
+                <w:b w:val="0"/>
+                <w:sz w:val="18"/>
+              </w:rPr>
+              <w:t>Apólice de seguro de fidelidade funcional, se contratado o Módulo F (Cláusula 14.2)</w:t>
             </w:r>
           </w:p>
         </w:tc>

--- a/docs/juridico/anexos-contrato-zeladoria.docx
+++ b/docs/juridico/anexos-contrato-zeladoria.docx
@@ -13317,7 +13317,19 @@
         <w:rPr>
           <w:b w:val="0"/>
         </w:rPr>
-        <w:t xml:space="preserve">, CNPJ 19.525.600/0001-00, na qualidade de CONTRATADA no Contrato nº ZHG/MED/ZEL-001/2026, </w:t>
+        <w:t xml:space="preserve">, CNPJ 19.525.600/0001-00, representada por sua titular </w:t>
+      </w:r>
+      <w:r>
+        <w:rPr>
+          <w:b/>
+        </w:rPr>
+        <w:t>Camila Rabelo Glicerio Gois</w:t>
+      </w:r>
+      <w:r>
+        <w:rPr>
+          <w:b w:val="0"/>
+        </w:rPr>
+        <w:t xml:space="preserve">, CPF 386.386.288-03, RG 46.270.985-1, na qualidade de CONTRATADA no Contrato nº ZHG/MED/ZEL-001/2026, </w:t>
       </w:r>
       <w:r>
         <w:rPr>

--- a/docs/juridico/anexos-contrato-zeladoria.docx
+++ b/docs/juridico/anexos-contrato-zeladoria.docx
@@ -1135,6 +1135,77 @@
           </w:p>
         </w:tc>
       </w:tr>
+      <w:tr>
+        <w:tc>
+          <w:tcPr>
+            <w:tcW w:type="dxa" w:w="2929"/>
+          </w:tcPr>
+          <w:p>
+            <w:pPr>
+              <w:spacing w:after="40"/>
+              <w:jc w:val="left"/>
+            </w:pPr>
+            <w:r>
+              <w:rPr>
+                <w:sz w:val="18"/>
+              </w:rPr>
+            </w:r>
+            <w:r>
+              <w:rPr>
+                <w:b/>
+                <w:sz w:val="18"/>
+              </w:rPr>
+              <w:t>G</w:t>
+            </w:r>
+          </w:p>
+        </w:tc>
+        <w:tc>
+          <w:tcPr>
+            <w:tcW w:type="dxa" w:w="2929"/>
+          </w:tcPr>
+          <w:p>
+            <w:pPr>
+              <w:spacing w:after="40"/>
+              <w:jc w:val="left"/>
+            </w:pPr>
+            <w:r>
+              <w:rPr>
+                <w:sz w:val="18"/>
+              </w:rPr>
+            </w:r>
+            <w:r>
+              <w:rPr>
+                <w:b w:val="0"/>
+                <w:sz w:val="18"/>
+              </w:rPr>
+              <w:t>Alimentos e bebidas</w:t>
+            </w:r>
+          </w:p>
+        </w:tc>
+        <w:tc>
+          <w:tcPr>
+            <w:tcW w:type="dxa" w:w="2929"/>
+          </w:tcPr>
+          <w:p>
+            <w:pPr>
+              <w:spacing w:after="40"/>
+              <w:jc w:val="left"/>
+            </w:pPr>
+            <w:r>
+              <w:rPr>
+                <w:sz w:val="18"/>
+              </w:rPr>
+            </w:r>
+            <w:r>
+              <w:rPr>
+                <w:b w:val="0"/>
+                <w:sz w:val="18"/>
+              </w:rPr>
+              <w:t>( ) Sim ( ) Não</w:t>
+            </w:r>
+          </w:p>
+        </w:tc>
+      </w:tr>
     </w:tbl>
     <w:p/>
     <w:p>
@@ -5163,7 +5234,985 @@
           <w:color w:val="C9A84C"/>
           <w:sz w:val="25"/>
         </w:rPr>
-        <w:t>I.9. Janelas operacionais</w:t>
+        <w:t>I.9. Módulo G — Alimentos e bebidas</w:t>
+      </w:r>
+    </w:p>
+    <w:tbl>
+      <w:tblPr>
+        <w:tblStyle w:val="TableGrid"/>
+        <w:tblW w:type="auto" w:w="0"/>
+        <w:jc w:val="center"/>
+        <w:tblLook w:firstColumn="1" w:firstRow="1" w:lastColumn="0" w:lastRow="0" w:noHBand="0" w:noVBand="1" w:val="04A0"/>
+      </w:tblPr>
+      <w:tblGrid>
+        <w:gridCol w:w="2197"/>
+        <w:gridCol w:w="2197"/>
+        <w:gridCol w:w="2197"/>
+        <w:gridCol w:w="2197"/>
+      </w:tblGrid>
+      <w:tr>
+        <w:tc>
+          <w:tcPr>
+            <w:tcW w:type="dxa" w:w="2197"/>
+            <w:shd w:val="clear" w:fill="1C1C1C"/>
+          </w:tcPr>
+          <w:p>
+            <w:pPr>
+              <w:spacing w:after="40"/>
+              <w:jc w:val="left"/>
+            </w:pPr>
+            <w:r>
+              <w:rPr>
+                <w:color w:val="FFFFFF"/>
+                <w:sz w:val="18"/>
+              </w:rPr>
+            </w:r>
+            <w:r>
+              <w:rPr>
+                <w:b/>
+                <w:color w:val="FFFFFF"/>
+                <w:sz w:val="18"/>
+              </w:rPr>
+              <w:t>#</w:t>
+            </w:r>
+          </w:p>
+        </w:tc>
+        <w:tc>
+          <w:tcPr>
+            <w:tcW w:type="dxa" w:w="2197"/>
+            <w:shd w:val="clear" w:fill="1C1C1C"/>
+          </w:tcPr>
+          <w:p>
+            <w:pPr>
+              <w:spacing w:after="40"/>
+              <w:jc w:val="left"/>
+            </w:pPr>
+            <w:r>
+              <w:rPr>
+                <w:color w:val="FFFFFF"/>
+                <w:sz w:val="18"/>
+              </w:rPr>
+            </w:r>
+            <w:r>
+              <w:rPr>
+                <w:b/>
+                <w:color w:val="FFFFFF"/>
+                <w:sz w:val="18"/>
+              </w:rPr>
+              <w:t>Serviço</w:t>
+            </w:r>
+          </w:p>
+        </w:tc>
+        <w:tc>
+          <w:tcPr>
+            <w:tcW w:type="dxa" w:w="2197"/>
+            <w:shd w:val="clear" w:fill="1C1C1C"/>
+          </w:tcPr>
+          <w:p>
+            <w:pPr>
+              <w:spacing w:after="40"/>
+              <w:jc w:val="left"/>
+            </w:pPr>
+            <w:r>
+              <w:rPr>
+                <w:color w:val="FFFFFF"/>
+                <w:sz w:val="18"/>
+              </w:rPr>
+            </w:r>
+            <w:r>
+              <w:rPr>
+                <w:b/>
+                <w:color w:val="FFFFFF"/>
+                <w:sz w:val="18"/>
+              </w:rPr>
+              <w:t>Frequência / gatilho</w:t>
+            </w:r>
+          </w:p>
+        </w:tc>
+        <w:tc>
+          <w:tcPr>
+            <w:tcW w:type="dxa" w:w="2197"/>
+            <w:shd w:val="clear" w:fill="1C1C1C"/>
+          </w:tcPr>
+          <w:p>
+            <w:pPr>
+              <w:spacing w:after="40"/>
+              <w:jc w:val="left"/>
+            </w:pPr>
+            <w:r>
+              <w:rPr>
+                <w:color w:val="FFFFFF"/>
+                <w:sz w:val="18"/>
+              </w:rPr>
+            </w:r>
+            <w:r>
+              <w:rPr>
+                <w:b/>
+                <w:color w:val="FFFFFF"/>
+                <w:sz w:val="18"/>
+              </w:rPr>
+              <w:t>Padrão de entrega</w:t>
+            </w:r>
+          </w:p>
+        </w:tc>
+      </w:tr>
+      <w:tr>
+        <w:tc>
+          <w:tcPr>
+            <w:tcW w:type="dxa" w:w="2197"/>
+          </w:tcPr>
+          <w:p>
+            <w:pPr>
+              <w:spacing w:after="40"/>
+              <w:jc w:val="left"/>
+            </w:pPr>
+            <w:r>
+              <w:rPr>
+                <w:sz w:val="18"/>
+              </w:rPr>
+            </w:r>
+            <w:r>
+              <w:rPr>
+                <w:b w:val="0"/>
+                <w:sz w:val="18"/>
+              </w:rPr>
+              <w:t>G1</w:t>
+            </w:r>
+          </w:p>
+        </w:tc>
+        <w:tc>
+          <w:tcPr>
+            <w:tcW w:type="dxa" w:w="2197"/>
+          </w:tcPr>
+          <w:p>
+            <w:pPr>
+              <w:spacing w:after="40"/>
+              <w:jc w:val="left"/>
+            </w:pPr>
+            <w:r>
+              <w:rPr>
+                <w:sz w:val="18"/>
+              </w:rPr>
+            </w:r>
+            <w:r>
+              <w:rPr>
+                <w:b w:val="0"/>
+                <w:sz w:val="18"/>
+              </w:rPr>
+              <w:t>Preparo e montagem do café da manhã</w:t>
+            </w:r>
+          </w:p>
+        </w:tc>
+        <w:tc>
+          <w:tcPr>
+            <w:tcW w:type="dxa" w:w="2197"/>
+          </w:tcPr>
+          <w:p>
+            <w:pPr>
+              <w:spacing w:after="40"/>
+              <w:jc w:val="left"/>
+            </w:pPr>
+            <w:r>
+              <w:rPr>
+                <w:sz w:val="18"/>
+              </w:rPr>
+            </w:r>
+            <w:r>
+              <w:rPr>
+                <w:b w:val="0"/>
+                <w:sz w:val="18"/>
+              </w:rPr>
+              <w:t>Diária</w:t>
+            </w:r>
+          </w:p>
+        </w:tc>
+        <w:tc>
+          <w:tcPr>
+            <w:tcW w:type="dxa" w:w="2197"/>
+          </w:tcPr>
+          <w:p>
+            <w:pPr>
+              <w:spacing w:after="40"/>
+              <w:jc w:val="left"/>
+            </w:pPr>
+            <w:r>
+              <w:rPr>
+                <w:sz w:val="18"/>
+              </w:rPr>
+            </w:r>
+            <w:r>
+              <w:rPr>
+                <w:b w:val="0"/>
+                <w:sz w:val="18"/>
+              </w:rPr>
+              <w:t>Servido entre [__:__] e [__:__], conforme cardápio</w:t>
+            </w:r>
+          </w:p>
+        </w:tc>
+      </w:tr>
+      <w:tr>
+        <w:tc>
+          <w:tcPr>
+            <w:tcW w:type="dxa" w:w="2197"/>
+          </w:tcPr>
+          <w:p>
+            <w:pPr>
+              <w:spacing w:after="40"/>
+              <w:jc w:val="left"/>
+            </w:pPr>
+            <w:r>
+              <w:rPr>
+                <w:sz w:val="18"/>
+              </w:rPr>
+            </w:r>
+            <w:r>
+              <w:rPr>
+                <w:b w:val="0"/>
+                <w:sz w:val="18"/>
+              </w:rPr>
+              <w:t>G2</w:t>
+            </w:r>
+          </w:p>
+        </w:tc>
+        <w:tc>
+          <w:tcPr>
+            <w:tcW w:type="dxa" w:w="2197"/>
+          </w:tcPr>
+          <w:p>
+            <w:pPr>
+              <w:spacing w:after="40"/>
+              <w:jc w:val="left"/>
+            </w:pPr>
+            <w:r>
+              <w:rPr>
+                <w:sz w:val="18"/>
+              </w:rPr>
+            </w:r>
+            <w:r>
+              <w:rPr>
+                <w:b w:val="0"/>
+                <w:sz w:val="18"/>
+              </w:rPr>
+              <w:t>Entrega do café da manhã na unidade</w:t>
+            </w:r>
+          </w:p>
+        </w:tc>
+        <w:tc>
+          <w:tcPr>
+            <w:tcW w:type="dxa" w:w="2197"/>
+          </w:tcPr>
+          <w:p>
+            <w:pPr>
+              <w:spacing w:after="40"/>
+              <w:jc w:val="left"/>
+            </w:pPr>
+            <w:r>
+              <w:rPr>
+                <w:sz w:val="18"/>
+              </w:rPr>
+            </w:r>
+            <w:r>
+              <w:rPr>
+                <w:b w:val="0"/>
+                <w:sz w:val="18"/>
+              </w:rPr>
+              <w:t>A cada unidade ocupada</w:t>
+            </w:r>
+          </w:p>
+        </w:tc>
+        <w:tc>
+          <w:tcPr>
+            <w:tcW w:type="dxa" w:w="2197"/>
+          </w:tcPr>
+          <w:p>
+            <w:pPr>
+              <w:spacing w:after="40"/>
+              <w:jc w:val="left"/>
+            </w:pPr>
+            <w:r>
+              <w:rPr>
+                <w:sz w:val="18"/>
+              </w:rPr>
+            </w:r>
+            <w:r>
+              <w:rPr>
+                <w:b w:val="0"/>
+                <w:sz w:val="18"/>
+              </w:rPr>
+              <w:t>Entregue na janela acordada com o hóspede</w:t>
+            </w:r>
+          </w:p>
+        </w:tc>
+      </w:tr>
+      <w:tr>
+        <w:tc>
+          <w:tcPr>
+            <w:tcW w:type="dxa" w:w="2197"/>
+          </w:tcPr>
+          <w:p>
+            <w:pPr>
+              <w:spacing w:after="40"/>
+              <w:jc w:val="left"/>
+            </w:pPr>
+            <w:r>
+              <w:rPr>
+                <w:sz w:val="18"/>
+              </w:rPr>
+            </w:r>
+            <w:r>
+              <w:rPr>
+                <w:b w:val="0"/>
+                <w:sz w:val="18"/>
+              </w:rPr>
+              <w:t>G3</w:t>
+            </w:r>
+          </w:p>
+        </w:tc>
+        <w:tc>
+          <w:tcPr>
+            <w:tcW w:type="dxa" w:w="2197"/>
+          </w:tcPr>
+          <w:p>
+            <w:pPr>
+              <w:spacing w:after="40"/>
+              <w:jc w:val="left"/>
+            </w:pPr>
+            <w:r>
+              <w:rPr>
+                <w:sz w:val="18"/>
+              </w:rPr>
+            </w:r>
+            <w:r>
+              <w:rPr>
+                <w:b w:val="0"/>
+                <w:sz w:val="18"/>
+              </w:rPr>
+              <w:t>Cortesia de boas-vindas (welcome amenity)</w:t>
+            </w:r>
+          </w:p>
+        </w:tc>
+        <w:tc>
+          <w:tcPr>
+            <w:tcW w:type="dxa" w:w="2197"/>
+          </w:tcPr>
+          <w:p>
+            <w:pPr>
+              <w:spacing w:after="40"/>
+              <w:jc w:val="left"/>
+            </w:pPr>
+            <w:r>
+              <w:rPr>
+                <w:sz w:val="18"/>
+              </w:rPr>
+            </w:r>
+            <w:r>
+              <w:rPr>
+                <w:b w:val="0"/>
+                <w:sz w:val="18"/>
+              </w:rPr>
+              <w:t>A cada chegada</w:t>
+            </w:r>
+          </w:p>
+        </w:tc>
+        <w:tc>
+          <w:tcPr>
+            <w:tcW w:type="dxa" w:w="2197"/>
+          </w:tcPr>
+          <w:p>
+            <w:pPr>
+              <w:spacing w:after="40"/>
+              <w:jc w:val="left"/>
+            </w:pPr>
+            <w:r>
+              <w:rPr>
+                <w:sz w:val="18"/>
+              </w:rPr>
+            </w:r>
+            <w:r>
+              <w:rPr>
+                <w:b w:val="0"/>
+                <w:sz w:val="18"/>
+              </w:rPr>
+              <w:t>Conforme padrão da bandeira</w:t>
+            </w:r>
+          </w:p>
+        </w:tc>
+      </w:tr>
+      <w:tr>
+        <w:tc>
+          <w:tcPr>
+            <w:tcW w:type="dxa" w:w="2197"/>
+          </w:tcPr>
+          <w:p>
+            <w:pPr>
+              <w:spacing w:after="40"/>
+              <w:jc w:val="left"/>
+            </w:pPr>
+            <w:r>
+              <w:rPr>
+                <w:sz w:val="18"/>
+              </w:rPr>
+            </w:r>
+            <w:r>
+              <w:rPr>
+                <w:b w:val="0"/>
+                <w:sz w:val="18"/>
+              </w:rPr>
+              <w:t>G4</w:t>
+            </w:r>
+          </w:p>
+        </w:tc>
+        <w:tc>
+          <w:tcPr>
+            <w:tcW w:type="dxa" w:w="2197"/>
+          </w:tcPr>
+          <w:p>
+            <w:pPr>
+              <w:spacing w:after="40"/>
+              <w:jc w:val="left"/>
+            </w:pPr>
+            <w:r>
+              <w:rPr>
+                <w:sz w:val="18"/>
+              </w:rPr>
+            </w:r>
+            <w:r>
+              <w:rPr>
+                <w:b w:val="0"/>
+                <w:sz w:val="18"/>
+              </w:rPr>
+              <w:t>Preparo e entrega de refeições avulsas</w:t>
+            </w:r>
+          </w:p>
+        </w:tc>
+        <w:tc>
+          <w:tcPr>
+            <w:tcW w:type="dxa" w:w="2197"/>
+          </w:tcPr>
+          <w:p>
+            <w:pPr>
+              <w:spacing w:after="40"/>
+              <w:jc w:val="left"/>
+            </w:pPr>
+            <w:r>
+              <w:rPr>
+                <w:sz w:val="18"/>
+              </w:rPr>
+            </w:r>
+            <w:r>
+              <w:rPr>
+                <w:b w:val="0"/>
+                <w:sz w:val="18"/>
+              </w:rPr>
+              <w:t>Sob demanda</w:t>
+            </w:r>
+          </w:p>
+        </w:tc>
+        <w:tc>
+          <w:tcPr>
+            <w:tcW w:type="dxa" w:w="2197"/>
+          </w:tcPr>
+          <w:p>
+            <w:pPr>
+              <w:spacing w:after="40"/>
+              <w:jc w:val="left"/>
+            </w:pPr>
+            <w:r>
+              <w:rPr>
+                <w:sz w:val="18"/>
+              </w:rPr>
+            </w:r>
+            <w:r>
+              <w:rPr>
+                <w:b w:val="0"/>
+                <w:sz w:val="18"/>
+              </w:rPr>
+              <w:t>Conforme cardápio e prazo do ANEXO I</w:t>
+            </w:r>
+          </w:p>
+        </w:tc>
+      </w:tr>
+      <w:tr>
+        <w:tc>
+          <w:tcPr>
+            <w:tcW w:type="dxa" w:w="2197"/>
+          </w:tcPr>
+          <w:p>
+            <w:pPr>
+              <w:spacing w:after="40"/>
+              <w:jc w:val="left"/>
+            </w:pPr>
+            <w:r>
+              <w:rPr>
+                <w:sz w:val="18"/>
+              </w:rPr>
+            </w:r>
+            <w:r>
+              <w:rPr>
+                <w:b w:val="0"/>
+                <w:sz w:val="18"/>
+              </w:rPr>
+              <w:t>G5</w:t>
+            </w:r>
+          </w:p>
+        </w:tc>
+        <w:tc>
+          <w:tcPr>
+            <w:tcW w:type="dxa" w:w="2197"/>
+          </w:tcPr>
+          <w:p>
+            <w:pPr>
+              <w:spacing w:after="40"/>
+              <w:jc w:val="left"/>
+            </w:pPr>
+            <w:r>
+              <w:rPr>
+                <w:sz w:val="18"/>
+              </w:rPr>
+            </w:r>
+            <w:r>
+              <w:rPr>
+                <w:b w:val="0"/>
+                <w:sz w:val="18"/>
+              </w:rPr>
+              <w:t>Reposição de frigobar e bebidas</w:t>
+            </w:r>
+          </w:p>
+        </w:tc>
+        <w:tc>
+          <w:tcPr>
+            <w:tcW w:type="dxa" w:w="2197"/>
+          </w:tcPr>
+          <w:p>
+            <w:pPr>
+              <w:spacing w:after="40"/>
+              <w:jc w:val="left"/>
+            </w:pPr>
+            <w:r>
+              <w:rPr>
+                <w:sz w:val="18"/>
+              </w:rPr>
+            </w:r>
+            <w:r>
+              <w:rPr>
+                <w:b w:val="0"/>
+                <w:sz w:val="18"/>
+              </w:rPr>
+              <w:t>Diária</w:t>
+            </w:r>
+          </w:p>
+        </w:tc>
+        <w:tc>
+          <w:tcPr>
+            <w:tcW w:type="dxa" w:w="2197"/>
+          </w:tcPr>
+          <w:p>
+            <w:pPr>
+              <w:spacing w:after="40"/>
+              <w:jc w:val="left"/>
+            </w:pPr>
+            <w:r>
+              <w:rPr>
+                <w:sz w:val="18"/>
+              </w:rPr>
+            </w:r>
+            <w:r>
+              <w:rPr>
+                <w:b w:val="0"/>
+                <w:sz w:val="18"/>
+              </w:rPr>
+              <w:t>Estoque completo, validade conferida</w:t>
+            </w:r>
+          </w:p>
+        </w:tc>
+      </w:tr>
+      <w:tr>
+        <w:tc>
+          <w:tcPr>
+            <w:tcW w:type="dxa" w:w="2197"/>
+          </w:tcPr>
+          <w:p>
+            <w:pPr>
+              <w:spacing w:after="40"/>
+              <w:jc w:val="left"/>
+            </w:pPr>
+            <w:r>
+              <w:rPr>
+                <w:sz w:val="18"/>
+              </w:rPr>
+            </w:r>
+            <w:r>
+              <w:rPr>
+                <w:b w:val="0"/>
+                <w:sz w:val="18"/>
+              </w:rPr>
+              <w:t>G6</w:t>
+            </w:r>
+          </w:p>
+        </w:tc>
+        <w:tc>
+          <w:tcPr>
+            <w:tcW w:type="dxa" w:w="2197"/>
+          </w:tcPr>
+          <w:p>
+            <w:pPr>
+              <w:spacing w:after="40"/>
+              <w:jc w:val="left"/>
+            </w:pPr>
+            <w:r>
+              <w:rPr>
+                <w:sz w:val="18"/>
+              </w:rPr>
+            </w:r>
+            <w:r>
+              <w:rPr>
+                <w:b w:val="0"/>
+                <w:sz w:val="18"/>
+              </w:rPr>
+              <w:t>Lançamento do consumo de A&amp;B no PMS</w:t>
+            </w:r>
+          </w:p>
+        </w:tc>
+        <w:tc>
+          <w:tcPr>
+            <w:tcW w:type="dxa" w:w="2197"/>
+          </w:tcPr>
+          <w:p>
+            <w:pPr>
+              <w:spacing w:after="40"/>
+              <w:jc w:val="left"/>
+            </w:pPr>
+            <w:r>
+              <w:rPr>
+                <w:sz w:val="18"/>
+              </w:rPr>
+            </w:r>
+            <w:r>
+              <w:rPr>
+                <w:b w:val="0"/>
+                <w:sz w:val="18"/>
+              </w:rPr>
+              <w:t>A cada consumo</w:t>
+            </w:r>
+          </w:p>
+        </w:tc>
+        <w:tc>
+          <w:tcPr>
+            <w:tcW w:type="dxa" w:w="2197"/>
+          </w:tcPr>
+          <w:p>
+            <w:pPr>
+              <w:spacing w:after="40"/>
+              <w:jc w:val="left"/>
+            </w:pPr>
+            <w:r>
+              <w:rPr>
+                <w:sz w:val="18"/>
+              </w:rPr>
+            </w:r>
+            <w:r>
+              <w:rPr>
+                <w:b w:val="0"/>
+                <w:sz w:val="18"/>
+              </w:rPr>
+              <w:t>Antes do check-out</w:t>
+            </w:r>
+          </w:p>
+        </w:tc>
+      </w:tr>
+      <w:tr>
+        <w:tc>
+          <w:tcPr>
+            <w:tcW w:type="dxa" w:w="2197"/>
+          </w:tcPr>
+          <w:p>
+            <w:pPr>
+              <w:spacing w:after="40"/>
+              <w:jc w:val="left"/>
+            </w:pPr>
+            <w:r>
+              <w:rPr>
+                <w:sz w:val="18"/>
+              </w:rPr>
+            </w:r>
+            <w:r>
+              <w:rPr>
+                <w:b w:val="0"/>
+                <w:sz w:val="18"/>
+              </w:rPr>
+              <w:t>G7</w:t>
+            </w:r>
+          </w:p>
+        </w:tc>
+        <w:tc>
+          <w:tcPr>
+            <w:tcW w:type="dxa" w:w="2197"/>
+          </w:tcPr>
+          <w:p>
+            <w:pPr>
+              <w:spacing w:after="40"/>
+              <w:jc w:val="left"/>
+            </w:pPr>
+            <w:r>
+              <w:rPr>
+                <w:sz w:val="18"/>
+              </w:rPr>
+            </w:r>
+            <w:r>
+              <w:rPr>
+                <w:b w:val="0"/>
+                <w:sz w:val="18"/>
+              </w:rPr>
+              <w:t>Higienização de utensílios, louças e área de preparo</w:t>
+            </w:r>
+          </w:p>
+        </w:tc>
+        <w:tc>
+          <w:tcPr>
+            <w:tcW w:type="dxa" w:w="2197"/>
+          </w:tcPr>
+          <w:p>
+            <w:pPr>
+              <w:spacing w:after="40"/>
+              <w:jc w:val="left"/>
+            </w:pPr>
+            <w:r>
+              <w:rPr>
+                <w:sz w:val="18"/>
+              </w:rPr>
+            </w:r>
+            <w:r>
+              <w:rPr>
+                <w:b w:val="0"/>
+                <w:sz w:val="18"/>
+              </w:rPr>
+              <w:t>A cada uso</w:t>
+            </w:r>
+          </w:p>
+        </w:tc>
+        <w:tc>
+          <w:tcPr>
+            <w:tcW w:type="dxa" w:w="2197"/>
+          </w:tcPr>
+          <w:p>
+            <w:pPr>
+              <w:spacing w:after="40"/>
+              <w:jc w:val="left"/>
+            </w:pPr>
+            <w:r>
+              <w:rPr>
+                <w:sz w:val="18"/>
+              </w:rPr>
+            </w:r>
+            <w:r>
+              <w:rPr>
+                <w:b w:val="0"/>
+                <w:sz w:val="18"/>
+              </w:rPr>
+              <w:t>Conforme POP</w:t>
+            </w:r>
+          </w:p>
+        </w:tc>
+      </w:tr>
+      <w:tr>
+        <w:tc>
+          <w:tcPr>
+            <w:tcW w:type="dxa" w:w="2197"/>
+          </w:tcPr>
+          <w:p>
+            <w:pPr>
+              <w:spacing w:after="40"/>
+              <w:jc w:val="left"/>
+            </w:pPr>
+            <w:r>
+              <w:rPr>
+                <w:sz w:val="18"/>
+              </w:rPr>
+            </w:r>
+            <w:r>
+              <w:rPr>
+                <w:b w:val="0"/>
+                <w:sz w:val="18"/>
+              </w:rPr>
+              <w:t>G8</w:t>
+            </w:r>
+          </w:p>
+        </w:tc>
+        <w:tc>
+          <w:tcPr>
+            <w:tcW w:type="dxa" w:w="2197"/>
+          </w:tcPr>
+          <w:p>
+            <w:pPr>
+              <w:spacing w:after="40"/>
+              <w:jc w:val="left"/>
+            </w:pPr>
+            <w:r>
+              <w:rPr>
+                <w:sz w:val="18"/>
+              </w:rPr>
+            </w:r>
+            <w:r>
+              <w:rPr>
+                <w:b w:val="0"/>
+                <w:sz w:val="18"/>
+              </w:rPr>
+              <w:t>Registro de temperatura e guarda de amostras</w:t>
+            </w:r>
+          </w:p>
+        </w:tc>
+        <w:tc>
+          <w:tcPr>
+            <w:tcW w:type="dxa" w:w="2197"/>
+          </w:tcPr>
+          <w:p>
+            <w:pPr>
+              <w:spacing w:after="40"/>
+              <w:jc w:val="left"/>
+            </w:pPr>
+            <w:r>
+              <w:rPr>
+                <w:sz w:val="18"/>
+              </w:rPr>
+            </w:r>
+            <w:r>
+              <w:rPr>
+                <w:b w:val="0"/>
+                <w:sz w:val="18"/>
+              </w:rPr>
+              <w:t>Diária</w:t>
+            </w:r>
+          </w:p>
+        </w:tc>
+        <w:tc>
+          <w:tcPr>
+            <w:tcW w:type="dxa" w:w="2197"/>
+          </w:tcPr>
+          <w:p>
+            <w:pPr>
+              <w:spacing w:after="40"/>
+              <w:jc w:val="left"/>
+            </w:pPr>
+            <w:r>
+              <w:rPr>
+                <w:sz w:val="18"/>
+              </w:rPr>
+            </w:r>
+            <w:r>
+              <w:rPr>
+                <w:b w:val="0"/>
+                <w:sz w:val="18"/>
+              </w:rPr>
+              <w:t>Planilha preenchida; amostras por 72h</w:t>
+            </w:r>
+          </w:p>
+        </w:tc>
+      </w:tr>
+    </w:tbl>
+    <w:p/>
+    <w:p>
+      <w:r>
+        <w:rPr>
+          <w:b/>
+        </w:rPr>
+        <w:t>Local de produção (Cláusula 3.11 c):</w:t>
+      </w:r>
+    </w:p>
+    <w:p>
+      <w:r>
+        <w:rPr>
+          <w:b w:val="0"/>
+        </w:rPr>
+        <w:t>( ) Cozinha do Empreendimento, sob licença sanitária da CONTRATANTE</w:t>
+      </w:r>
+    </w:p>
+    <w:p>
+      <w:r>
+        <w:rPr>
+          <w:b w:val="0"/>
+        </w:rPr>
+        <w:t>( ) Estabelecimento próprio da CONTRATADA — alvará sanitário nº ______, validade ___/___/______</w:t>
+      </w:r>
+    </w:p>
+    <w:p>
+      <w:r>
+        <w:rPr>
+          <w:b/>
+        </w:rPr>
+        <w:t>Fornecimento de insumos (Cláusula 3.11 g):</w:t>
+      </w:r>
+    </w:p>
+    <w:p>
+      <w:r>
+        <w:rPr>
+          <w:b w:val="0"/>
+        </w:rPr>
+        <w:t>( ) Gêneros alimentícios e bebidas por conta da CONTRATANTE</w:t>
+      </w:r>
+    </w:p>
+    <w:p>
+      <w:r>
+        <w:rPr>
+          <w:b w:val="0"/>
+        </w:rPr>
+        <w:t>( ) Gêneros alimentícios e bebidas por conta da CONTRATADA (com nota fiscal de aquisição)</w:t>
+      </w:r>
+    </w:p>
+    <w:p>
+      <w:r>
+        <w:rPr>
+          <w:b/>
+        </w:rPr>
+        <w:t>Cardápio contratado:</w:t>
+      </w:r>
+      <w:r>
+        <w:rPr>
+          <w:b w:val="0"/>
+        </w:rPr>
+        <w:t xml:space="preserve"> [descrever ou anexar — café da manhã, cortesias, refeições avulsas, carta de bebidas]</w:t>
+      </w:r>
+    </w:p>
+    <w:p>
+      <w:r>
+        <w:rPr>
+          <w:b/>
+        </w:rPr>
+        <w:t>Restrições alimentares atendidas:</w:t>
+      </w:r>
+      <w:r>
+        <w:rPr>
+          <w:b w:val="0"/>
+        </w:rPr>
+        <w:t xml:space="preserve"> [ ] vegetariano [ ] vegano [ ] sem glúten [ ] sem lactose [ ] outras: ______</w:t>
+      </w:r>
+    </w:p>
+    <w:p>
+      <w:r>
+        <w:rPr>
+          <w:b/>
+        </w:rPr>
+        <w:t>Regras obrigatórias (Cláusula 3.11):</w:t>
+      </w:r>
+      <w:r>
+        <w:rPr>
+          <w:b w:val="0"/>
+        </w:rPr>
+        <w:t xml:space="preserve"> RDC ANVISA 216/2004 com Manual de Boas Práticas e POPs; curso de manipulador e ASO vigentes para toda a equipe; controle diário de temperatura; guarda de amostras por 72h; informação de alergênicos (RDC 26/2015); vedado fornecer bebida alcoólica a menor de 18 anos (art. 243, ECA).</w:t>
+      </w:r>
+    </w:p>
+    <w:p>
+      <w:pPr>
+        <w:keepNext/>
+        <w:spacing w:before="360" w:after="160"/>
+        <w:jc w:val="left"/>
+      </w:pPr>
+      <w:r>
+        <w:rPr>
+          <w:b/>
+          <w:color w:val="C9A84C"/>
+          <w:sz w:val="25"/>
+        </w:rPr>
+        <w:t>I.10. Janelas operacionais</w:t>
       </w:r>
     </w:p>
     <w:p>
@@ -5245,7 +6294,7 @@
           <w:color w:val="C9A84C"/>
           <w:sz w:val="25"/>
         </w:rPr>
-        <w:t>I.10. Indicadores de desempenho (SLA)</w:t>
+        <w:t>I.11. Indicadores de desempenho (SLA)</w:t>
       </w:r>
     </w:p>
     <w:tbl>
@@ -5741,6 +6790,150 @@
                 <w:sz w:val="18"/>
               </w:rPr>
               <w:t>R$ 0,00</w:t>
+            </w:r>
+          </w:p>
+        </w:tc>
+      </w:tr>
+      <w:tr>
+        <w:tc>
+          <w:tcPr>
+            <w:tcW w:type="dxa" w:w="4394"/>
+          </w:tcPr>
+          <w:p>
+            <w:pPr>
+              <w:spacing w:after="40"/>
+              <w:jc w:val="left"/>
+            </w:pPr>
+            <w:r>
+              <w:rPr>
+                <w:sz w:val="18"/>
+              </w:rPr>
+            </w:r>
+            <w:r>
+              <w:rPr>
+                <w:b w:val="0"/>
+                <w:sz w:val="18"/>
+              </w:rPr>
+              <w:t>Café da manhã entregue na janela acordada</w:t>
+            </w:r>
+          </w:p>
+        </w:tc>
+        <w:tc>
+          <w:tcPr>
+            <w:tcW w:type="dxa" w:w="4394"/>
+          </w:tcPr>
+          <w:p>
+            <w:pPr>
+              <w:spacing w:after="40"/>
+              <w:jc w:val="left"/>
+            </w:pPr>
+            <w:r>
+              <w:rPr>
+                <w:sz w:val="18"/>
+              </w:rPr>
+            </w:r>
+            <w:r>
+              <w:rPr>
+                <w:b w:val="0"/>
+                <w:sz w:val="18"/>
+              </w:rPr>
+              <w:t>≥ 98%</w:t>
+            </w:r>
+          </w:p>
+        </w:tc>
+      </w:tr>
+      <w:tr>
+        <w:tc>
+          <w:tcPr>
+            <w:tcW w:type="dxa" w:w="4394"/>
+          </w:tcPr>
+          <w:p>
+            <w:pPr>
+              <w:spacing w:after="40"/>
+              <w:jc w:val="left"/>
+            </w:pPr>
+            <w:r>
+              <w:rPr>
+                <w:sz w:val="18"/>
+              </w:rPr>
+            </w:r>
+            <w:r>
+              <w:rPr>
+                <w:b w:val="0"/>
+                <w:sz w:val="18"/>
+              </w:rPr>
+              <w:t>Registros de temperatura preenchidos</w:t>
+            </w:r>
+          </w:p>
+        </w:tc>
+        <w:tc>
+          <w:tcPr>
+            <w:tcW w:type="dxa" w:w="4394"/>
+          </w:tcPr>
+          <w:p>
+            <w:pPr>
+              <w:spacing w:after="40"/>
+              <w:jc w:val="left"/>
+            </w:pPr>
+            <w:r>
+              <w:rPr>
+                <w:sz w:val="18"/>
+              </w:rPr>
+            </w:r>
+            <w:r>
+              <w:rPr>
+                <w:b w:val="0"/>
+                <w:sz w:val="18"/>
+              </w:rPr>
+              <w:t>100% dos dias</w:t>
+            </w:r>
+          </w:p>
+        </w:tc>
+      </w:tr>
+      <w:tr>
+        <w:tc>
+          <w:tcPr>
+            <w:tcW w:type="dxa" w:w="4394"/>
+          </w:tcPr>
+          <w:p>
+            <w:pPr>
+              <w:spacing w:after="40"/>
+              <w:jc w:val="left"/>
+            </w:pPr>
+            <w:r>
+              <w:rPr>
+                <w:sz w:val="18"/>
+              </w:rPr>
+            </w:r>
+            <w:r>
+              <w:rPr>
+                <w:b w:val="0"/>
+                <w:sz w:val="18"/>
+              </w:rPr>
+              <w:t>Não conformidade sanitária</w:t>
+            </w:r>
+          </w:p>
+        </w:tc>
+        <w:tc>
+          <w:tcPr>
+            <w:tcW w:type="dxa" w:w="4394"/>
+          </w:tcPr>
+          <w:p>
+            <w:pPr>
+              <w:spacing w:after="40"/>
+              <w:jc w:val="left"/>
+            </w:pPr>
+            <w:r>
+              <w:rPr>
+                <w:sz w:val="18"/>
+              </w:rPr>
+            </w:r>
+            <w:r>
+              <w:rPr>
+                <w:b w:val="0"/>
+                <w:sz w:val="18"/>
+              </w:rPr>
+              <w:t>0 por mês</w:t>
             </w:r>
           </w:p>
         </w:tc>
@@ -5807,7 +7000,7 @@
           <w:color w:val="C9A84C"/>
           <w:sz w:val="25"/>
         </w:rPr>
-        <w:t>I.11. Insumos e equipamentos</w:t>
+        <w:t>I.12. Insumos e equipamentos</w:t>
       </w:r>
     </w:p>
     <w:p>
@@ -12247,6 +13440,288 @@
                 <w:sz w:val="18"/>
               </w:rPr>
               <w:t>Anual + comprovante de pagamento</w:t>
+            </w:r>
+          </w:p>
+        </w:tc>
+        <w:tc>
+          <w:tcPr>
+            <w:tcW w:type="dxa" w:w="2197"/>
+          </w:tcPr>
+          <w:p>
+            <w:pPr>
+              <w:spacing w:after="40"/>
+              <w:jc w:val="left"/>
+            </w:pPr>
+            <w:r>
+              <w:rPr>
+                <w:sz w:val="18"/>
+              </w:rPr>
+            </w:r>
+            <w:r>
+              <w:rPr>
+                <w:b w:val="0"/>
+                <w:sz w:val="18"/>
+              </w:rPr>
+              <w:t>( )</w:t>
+            </w:r>
+          </w:p>
+        </w:tc>
+      </w:tr>
+      <w:tr>
+        <w:tc>
+          <w:tcPr>
+            <w:tcW w:type="dxa" w:w="2197"/>
+          </w:tcPr>
+          <w:p>
+            <w:pPr>
+              <w:spacing w:after="40"/>
+              <w:jc w:val="left"/>
+            </w:pPr>
+            <w:r>
+              <w:rPr>
+                <w:sz w:val="18"/>
+              </w:rPr>
+            </w:r>
+            <w:r>
+              <w:rPr>
+                <w:b w:val="0"/>
+                <w:sz w:val="18"/>
+              </w:rPr>
+              <w:t>8.2</w:t>
+            </w:r>
+          </w:p>
+        </w:tc>
+        <w:tc>
+          <w:tcPr>
+            <w:tcW w:type="dxa" w:w="2197"/>
+          </w:tcPr>
+          <w:p>
+            <w:pPr>
+              <w:spacing w:after="40"/>
+              <w:jc w:val="left"/>
+            </w:pPr>
+            <w:r>
+              <w:rPr>
+                <w:sz w:val="18"/>
+              </w:rPr>
+            </w:r>
+            <w:r>
+              <w:rPr>
+                <w:b w:val="0"/>
+                <w:sz w:val="18"/>
+              </w:rPr>
+              <w:t>Alvará sanitário do local de produção, se contratado o Módulo G (Cláusula 3.11 c)</w:t>
+            </w:r>
+          </w:p>
+        </w:tc>
+        <w:tc>
+          <w:tcPr>
+            <w:tcW w:type="dxa" w:w="2197"/>
+          </w:tcPr>
+          <w:p>
+            <w:pPr>
+              <w:spacing w:after="40"/>
+              <w:jc w:val="left"/>
+            </w:pPr>
+            <w:r>
+              <w:rPr>
+                <w:sz w:val="18"/>
+              </w:rPr>
+            </w:r>
+            <w:r>
+              <w:rPr>
+                <w:b w:val="0"/>
+                <w:sz w:val="18"/>
+              </w:rPr>
+              <w:t>Anual</w:t>
+            </w:r>
+          </w:p>
+        </w:tc>
+        <w:tc>
+          <w:tcPr>
+            <w:tcW w:type="dxa" w:w="2197"/>
+          </w:tcPr>
+          <w:p>
+            <w:pPr>
+              <w:spacing w:after="40"/>
+              <w:jc w:val="left"/>
+            </w:pPr>
+            <w:r>
+              <w:rPr>
+                <w:sz w:val="18"/>
+              </w:rPr>
+            </w:r>
+            <w:r>
+              <w:rPr>
+                <w:b w:val="0"/>
+                <w:sz w:val="18"/>
+              </w:rPr>
+              <w:t>( )</w:t>
+            </w:r>
+          </w:p>
+        </w:tc>
+      </w:tr>
+      <w:tr>
+        <w:tc>
+          <w:tcPr>
+            <w:tcW w:type="dxa" w:w="2197"/>
+          </w:tcPr>
+          <w:p>
+            <w:pPr>
+              <w:spacing w:after="40"/>
+              <w:jc w:val="left"/>
+            </w:pPr>
+            <w:r>
+              <w:rPr>
+                <w:sz w:val="18"/>
+              </w:rPr>
+            </w:r>
+            <w:r>
+              <w:rPr>
+                <w:b w:val="0"/>
+                <w:sz w:val="18"/>
+              </w:rPr>
+              <w:t>8.3</w:t>
+            </w:r>
+          </w:p>
+        </w:tc>
+        <w:tc>
+          <w:tcPr>
+            <w:tcW w:type="dxa" w:w="2197"/>
+          </w:tcPr>
+          <w:p>
+            <w:pPr>
+              <w:spacing w:after="40"/>
+              <w:jc w:val="left"/>
+            </w:pPr>
+            <w:r>
+              <w:rPr>
+                <w:sz w:val="18"/>
+              </w:rPr>
+            </w:r>
+            <w:r>
+              <w:rPr>
+                <w:b w:val="0"/>
+                <w:sz w:val="18"/>
+              </w:rPr>
+              <w:t>Certificados de curso de boas práticas de manipulação de alimentos da equipe (Cláusula 3.11 b)</w:t>
+            </w:r>
+          </w:p>
+        </w:tc>
+        <w:tc>
+          <w:tcPr>
+            <w:tcW w:type="dxa" w:w="2197"/>
+          </w:tcPr>
+          <w:p>
+            <w:pPr>
+              <w:spacing w:after="40"/>
+              <w:jc w:val="left"/>
+            </w:pPr>
+            <w:r>
+              <w:rPr>
+                <w:sz w:val="18"/>
+              </w:rPr>
+            </w:r>
+            <w:r>
+              <w:rPr>
+                <w:b w:val="0"/>
+                <w:sz w:val="18"/>
+              </w:rPr>
+              <w:t>Na admissão + renovação</w:t>
+            </w:r>
+          </w:p>
+        </w:tc>
+        <w:tc>
+          <w:tcPr>
+            <w:tcW w:type="dxa" w:w="2197"/>
+          </w:tcPr>
+          <w:p>
+            <w:pPr>
+              <w:spacing w:after="40"/>
+              <w:jc w:val="left"/>
+            </w:pPr>
+            <w:r>
+              <w:rPr>
+                <w:sz w:val="18"/>
+              </w:rPr>
+            </w:r>
+            <w:r>
+              <w:rPr>
+                <w:b w:val="0"/>
+                <w:sz w:val="18"/>
+              </w:rPr>
+              <w:t>( )</w:t>
+            </w:r>
+          </w:p>
+        </w:tc>
+      </w:tr>
+      <w:tr>
+        <w:tc>
+          <w:tcPr>
+            <w:tcW w:type="dxa" w:w="2197"/>
+          </w:tcPr>
+          <w:p>
+            <w:pPr>
+              <w:spacing w:after="40"/>
+              <w:jc w:val="left"/>
+            </w:pPr>
+            <w:r>
+              <w:rPr>
+                <w:sz w:val="18"/>
+              </w:rPr>
+            </w:r>
+            <w:r>
+              <w:rPr>
+                <w:b w:val="0"/>
+                <w:sz w:val="18"/>
+              </w:rPr>
+              <w:t>8.4</w:t>
+            </w:r>
+          </w:p>
+        </w:tc>
+        <w:tc>
+          <w:tcPr>
+            <w:tcW w:type="dxa" w:w="2197"/>
+          </w:tcPr>
+          <w:p>
+            <w:pPr>
+              <w:spacing w:after="40"/>
+              <w:jc w:val="left"/>
+            </w:pPr>
+            <w:r>
+              <w:rPr>
+                <w:sz w:val="18"/>
+              </w:rPr>
+            </w:r>
+            <w:r>
+              <w:rPr>
+                <w:b w:val="0"/>
+                <w:sz w:val="18"/>
+              </w:rPr>
+              <w:t>Planilhas de controle de temperatura do mês (Cláusula 3.11 d)</w:t>
+            </w:r>
+          </w:p>
+        </w:tc>
+        <w:tc>
+          <w:tcPr>
+            <w:tcW w:type="dxa" w:w="2197"/>
+          </w:tcPr>
+          <w:p>
+            <w:pPr>
+              <w:spacing w:after="40"/>
+              <w:jc w:val="left"/>
+            </w:pPr>
+            <w:r>
+              <w:rPr>
+                <w:sz w:val="18"/>
+              </w:rPr>
+            </w:r>
+            <w:r>
+              <w:rPr>
+                <w:b w:val="0"/>
+                <w:sz w:val="18"/>
+              </w:rPr>
+              <w:t>Mensal</w:t>
             </w:r>
           </w:p>
         </w:tc>

--- a/docs/juridico/anexos-contrato-zeladoria.docx
+++ b/docs/juridico/anexos-contrato-zeladoria.docx
@@ -13722,6 +13722,100 @@
                 <w:sz w:val="18"/>
               </w:rPr>
               <w:t>Mensal</w:t>
+            </w:r>
+          </w:p>
+        </w:tc>
+        <w:tc>
+          <w:tcPr>
+            <w:tcW w:type="dxa" w:w="2197"/>
+          </w:tcPr>
+          <w:p>
+            <w:pPr>
+              <w:spacing w:after="40"/>
+              <w:jc w:val="left"/>
+            </w:pPr>
+            <w:r>
+              <w:rPr>
+                <w:sz w:val="18"/>
+              </w:rPr>
+            </w:r>
+            <w:r>
+              <w:rPr>
+                <w:b w:val="0"/>
+                <w:sz w:val="18"/>
+              </w:rPr>
+              <w:t>( )</w:t>
+            </w:r>
+          </w:p>
+        </w:tc>
+      </w:tr>
+      <w:tr>
+        <w:tc>
+          <w:tcPr>
+            <w:tcW w:type="dxa" w:w="2197"/>
+          </w:tcPr>
+          <w:p>
+            <w:pPr>
+              <w:spacing w:after="40"/>
+              <w:jc w:val="left"/>
+            </w:pPr>
+            <w:r>
+              <w:rPr>
+                <w:sz w:val="18"/>
+              </w:rPr>
+            </w:r>
+            <w:r>
+              <w:rPr>
+                <w:b w:val="0"/>
+                <w:sz w:val="18"/>
+              </w:rPr>
+              <w:t>8.5</w:t>
+            </w:r>
+          </w:p>
+        </w:tc>
+        <w:tc>
+          <w:tcPr>
+            <w:tcW w:type="dxa" w:w="2197"/>
+          </w:tcPr>
+          <w:p>
+            <w:pPr>
+              <w:spacing w:after="40"/>
+              <w:jc w:val="left"/>
+            </w:pPr>
+            <w:r>
+              <w:rPr>
+                <w:sz w:val="18"/>
+              </w:rPr>
+            </w:r>
+            <w:r>
+              <w:rPr>
+                <w:b w:val="0"/>
+                <w:sz w:val="18"/>
+              </w:rPr>
+              <w:t>Termos de Adesão ao Regimento Operacional assinados por toda a equipe e ocupantes (ANEXO VI, art. 43)</w:t>
+            </w:r>
+          </w:p>
+        </w:tc>
+        <w:tc>
+          <w:tcPr>
+            <w:tcW w:type="dxa" w:w="2197"/>
+          </w:tcPr>
+          <w:p>
+            <w:pPr>
+              <w:spacing w:after="40"/>
+              <w:jc w:val="left"/>
+            </w:pPr>
+            <w:r>
+              <w:rPr>
+                <w:sz w:val="18"/>
+              </w:rPr>
+            </w:r>
+            <w:r>
+              <w:rPr>
+                <w:b w:val="0"/>
+                <w:sz w:val="18"/>
+              </w:rPr>
+              <w:t>Na entrada de cada pessoa</w:t>
             </w:r>
           </w:p>
         </w:tc>
